--- a/docs/common_code/01_libraries/libraries.docx
+++ b/docs/common_code/01_libraries/libraries.docx
@@ -31,7 +31,7 @@
         <w:pStyle w:val="Date"/>
       </w:pPr>
       <w:r>
-        <w:t xml:space="preserve">2026-09-04</w:t>
+        <w:t xml:space="preserve">2026-09-08</w:t>
       </w:r>
     </w:p>
     <w:bookmarkStart w:id="10" w:name="package-reference"/>

--- a/docs/common_code/01_libraries/libraries.docx
+++ b/docs/common_code/01_libraries/libraries.docx
@@ -31,7 +31,7 @@
         <w:pStyle w:val="Date"/>
       </w:pPr>
       <w:r>
-        <w:t xml:space="preserve">2026-09-08</w:t>
+        <w:t xml:space="preserve">2026-09-10</w:t>
       </w:r>
     </w:p>
     <w:bookmarkStart w:id="10" w:name="package-reference"/>

--- a/docs/common_code/01_libraries/libraries.docx
+++ b/docs/common_code/01_libraries/libraries.docx
@@ -31,7 +31,7 @@
         <w:pStyle w:val="Date"/>
       </w:pPr>
       <w:r>
-        <w:t xml:space="preserve">2026-09-10</w:t>
+        <w:t xml:space="preserve">2026-09-14</w:t>
       </w:r>
     </w:p>
     <w:bookmarkStart w:id="10" w:name="package-reference"/>

--- a/docs/common_code/01_libraries/libraries.docx
+++ b/docs/common_code/01_libraries/libraries.docx
@@ -7117,7 +7117,6 @@
         <w:bottom w:color="FF0000" w:space="1" w:sz="8" w:val="single"/>
         <w:right w:color="FF0000" w:space="4" w:sz="8" w:val="single"/>
       </w:pBdr>
-      <w:shd w:color="auto" w:fill="auto" w:val="pct15"/>
       <w:spacing w:after="120" w:before="120"/>
       <w:ind w:left="432" w:right="432"/>
     </w:pPr>
@@ -7138,7 +7137,6 @@
         <w:bottom w:color="auto" w:space="1" w:sz="8" w:val="single"/>
         <w:right w:color="auto" w:space="4" w:sz="8" w:val="single"/>
       </w:pBdr>
-      <w:shd w:color="auto" w:fill="auto" w:val="pct15"/>
       <w:spacing w:after="240" w:before="240"/>
       <w:ind w:left="432" w:right="432"/>
     </w:pPr>
@@ -7153,7 +7151,6 @@
     <w:qFormat/>
     <w:rsid w:val="00771E03"/>
     <w:pPr>
-      <w:shd w:color="auto" w:fill="auto" w:val="pct15"/>
       <w:spacing w:after="240" w:before="240"/>
       <w:ind w:left="432" w:right="432"/>
     </w:pPr>

--- a/docs/common_code/01_libraries/libraries.docx
+++ b/docs/common_code/01_libraries/libraries.docx
@@ -31,7 +31,7 @@
         <w:pStyle w:val="Date"/>
       </w:pPr>
       <w:r>
-        <w:t xml:space="preserve">2026-09-14</w:t>
+        <w:t xml:space="preserve">2026-09-21</w:t>
       </w:r>
     </w:p>
     <w:bookmarkStart w:id="10" w:name="package-reference"/>

--- a/docs/common_code/01_libraries/libraries.docx
+++ b/docs/common_code/01_libraries/libraries.docx
@@ -31,7 +31,7 @@
         <w:pStyle w:val="Date"/>
       </w:pPr>
       <w:r>
-        <w:t xml:space="preserve">2026-09-21</w:t>
+        <w:t xml:space="preserve">2026-09-22</w:t>
       </w:r>
     </w:p>
     <w:bookmarkStart w:id="10" w:name="package-reference"/>

--- a/docs/common_code/01_libraries/libraries.docx
+++ b/docs/common_code/01_libraries/libraries.docx
@@ -31,7 +31,7 @@
         <w:pStyle w:val="Date"/>
       </w:pPr>
       <w:r>
-        <w:t xml:space="preserve">2026-09-22</w:t>
+        <w:t xml:space="preserve">2026-09-23</w:t>
       </w:r>
     </w:p>
     <w:bookmarkStart w:id="10" w:name="package-reference"/>

--- a/docs/common_code/01_libraries/libraries.docx
+++ b/docs/common_code/01_libraries/libraries.docx
@@ -7200,6 +7200,252 @@
       <w:spacing w:after="100"/>
     </w:pPr>
   </w:style>
+  <w:style w:styleId="BodyText" w:type="paragraph">
+    <w:name w:val="Body Text"/>
+    <w:basedOn w:val="Normal"/>
+    <w:link w:val="BodyTextChar"/>
+    <w:qFormat/>
+    <w:pPr>
+      <w:spacing w:after="180" w:before="180"/>
+    </w:pPr>
+  </w:style>
+  <w:style w:customStyle="1" w:styleId="FirstParagraph" w:type="paragraph">
+    <w:name w:val="First Paragraph"/>
+    <w:basedOn w:val="BodyText"/>
+    <w:next w:val="BodyText"/>
+    <w:qFormat/>
+  </w:style>
+  <w:style w:customStyle="1" w:styleId="Compact" w:type="paragraph">
+    <w:name w:val="Compact"/>
+    <w:basedOn w:val="BodyText"/>
+    <w:qFormat/>
+    <w:pPr>
+      <w:spacing w:after="36" w:before="36"/>
+    </w:pPr>
+  </w:style>
+  <w:style w:customStyle="1" w:styleId="Author" w:type="paragraph">
+    <w:name w:val="Author"/>
+    <w:basedOn w:val="Title"/>
+    <w:next w:val="BodyText"/>
+    <w:qFormat/>
+    <w:pPr>
+      <w:keepNext/>
+      <w:keepLines/>
+    </w:pPr>
+    <w:rPr>
+      <w:sz w:val="24"/>
+      <w:szCs w:val="24"/>
+    </w:rPr>
+  </w:style>
+  <w:style w:styleId="Date" w:type="paragraph">
+    <w:name w:val="Date"/>
+    <w:basedOn w:val="Title"/>
+    <w:next w:val="BodyText"/>
+    <w:qFormat/>
+    <w:pPr>
+      <w:keepNext/>
+      <w:keepLines/>
+    </w:pPr>
+    <w:rPr>
+      <w:sz w:val="24"/>
+      <w:szCs w:val="24"/>
+    </w:rPr>
+  </w:style>
+  <w:style w:customStyle="1" w:styleId="AbstractTitle" w:type="paragraph">
+    <w:name w:val="Abstract Title"/>
+    <w:basedOn w:val="Normal"/>
+    <w:next w:val="Abstract"/>
+    <w:qFormat/>
+    <w:pPr>
+      <w:keepNext/>
+      <w:keepLines/>
+      <w:spacing w:after="0" w:before="300"/>
+      <w:jc w:val="center"/>
+    </w:pPr>
+    <w:rPr>
+      <w:b/>
+      <w:sz w:val="20"/>
+      <w:szCs w:val="20"/>
+    </w:rPr>
+  </w:style>
+  <w:style w:customStyle="1" w:styleId="Abstract" w:type="paragraph">
+    <w:name w:val="Abstract"/>
+    <w:basedOn w:val="Normal"/>
+    <w:next w:val="BodyText"/>
+    <w:qFormat/>
+    <w:pPr>
+      <w:keepNext/>
+      <w:keepLines/>
+      <w:spacing w:after="300" w:before="100"/>
+    </w:pPr>
+    <w:rPr>
+      <w:sz w:val="20"/>
+      <w:szCs w:val="20"/>
+    </w:rPr>
+  </w:style>
+  <w:style w:styleId="Bibliography" w:type="paragraph">
+    <w:name w:val="Bibliography"/>
+    <w:basedOn w:val="Normal"/>
+    <w:next w:val="Bibliography"/>
+    <w:qFormat/>
+    <w:pPr/>
+    <w:rPr/>
+  </w:style>
+  <w:style w:styleId="BlockText" w:type="paragraph">
+    <w:name w:val="Block Text"/>
+    <w:basedOn w:val="BodyText"/>
+    <w:next w:val="BodyText"/>
+    <w:uiPriority w:val="9"/>
+    <w:unhideWhenUsed/>
+    <w:qFormat/>
+    <w:pPr>
+      <w:spacing w:after="100" w:before="100"/>
+      <w:ind w:firstLine="0" w:left="480" w:right="480"/>
+    </w:pPr>
+  </w:style>
+  <w:style w:styleId="FootnoteText" w:type="paragraph">
+    <w:name w:val="Footnote Text"/>
+    <w:basedOn w:val="Normal"/>
+    <w:next w:val="FootnoteText"/>
+    <w:uiPriority w:val="9"/>
+    <w:unhideWhenUsed/>
+    <w:qFormat/>
+  </w:style>
+  <w:style w:styleId="FootnoteBlockText" w:type="paragraph">
+    <w:name w:val="Footnote Block Text"/>
+    <w:basedOn w:val="FootnoteText"/>
+    <w:next w:val="FootnoteText"/>
+    <w:uiPriority w:val="9"/>
+    <w:unhideWhenUsed/>
+    <w:qFormat/>
+    <w:pPr>
+      <w:spacing w:after="100" w:before="100"/>
+      <w:ind w:firstLine="0" w:left="480" w:right="480"/>
+    </w:pPr>
+  </w:style>
+  <w:style w:styleId="Table" w:type="table">
+    <w:name w:val="Table"/>
+    <w:basedOn w:val="TableNormal"/>
+    <w:semiHidden/>
+    <w:unhideWhenUsed/>
+    <w:qFormat/>
+    <w:tblPr>
+      <w:tblInd w:type="dxa" w:w="0"/>
+      <w:tblCellMar>
+        <w:top w:type="dxa" w:w="0"/>
+        <w:left w:type="dxa" w:w="108"/>
+        <w:bottom w:type="dxa" w:w="0"/>
+        <w:right w:type="dxa" w:w="108"/>
+      </w:tblCellMar>
+    </w:tblPr>
+    <w:tblStylePr w:type="firstRow">
+      <w:tcPr>
+        <w:tcBorders>
+          <w:bottom w:val="single"/>
+        </w:tcBorders>
+        <w:vAlign w:val="bottom"/>
+      </w:tcPr>
+    </w:tblStylePr>
+  </w:style>
+  <w:style w:customStyle="1" w:styleId="DefinitionTerm" w:type="paragraph">
+    <w:name w:val="Definition Term"/>
+    <w:basedOn w:val="Normal"/>
+    <w:next w:val="Definition"/>
+    <w:pPr>
+      <w:keepNext/>
+      <w:keepLines/>
+      <w:spacing w:after="0"/>
+    </w:pPr>
+    <w:rPr>
+      <w:b/>
+    </w:rPr>
+  </w:style>
+  <w:style w:customStyle="1" w:styleId="Definition" w:type="paragraph">
+    <w:name w:val="Definition"/>
+    <w:basedOn w:val="Normal"/>
+  </w:style>
+  <w:style w:styleId="Caption" w:type="paragraph">
+    <w:name w:val="Caption"/>
+    <w:basedOn w:val="Normal"/>
+    <w:link w:val="BodyTextChar"/>
+    <w:pPr>
+      <w:spacing w:after="120" w:before="0"/>
+    </w:pPr>
+    <w:rPr>
+      <w:i/>
+    </w:rPr>
+  </w:style>
+  <w:style w:customStyle="1" w:styleId="TableCaption" w:type="paragraph">
+    <w:name w:val="Table Caption"/>
+    <w:basedOn w:val="Caption"/>
+    <w:pPr>
+      <w:keepNext/>
+    </w:pPr>
+  </w:style>
+  <w:style w:customStyle="1" w:styleId="ImageCaption" w:type="paragraph">
+    <w:name w:val="Image Caption"/>
+    <w:basedOn w:val="Caption"/>
+  </w:style>
+  <w:style w:customStyle="1" w:styleId="Figure" w:type="paragraph">
+    <w:name w:val="Figure"/>
+    <w:basedOn w:val="Normal"/>
+  </w:style>
+  <w:style w:customStyle="1" w:styleId="CaptionedFigure" w:type="paragraph">
+    <w:name w:val="Captioned Figure"/>
+    <w:basedOn w:val="Figure"/>
+    <w:pPr>
+      <w:keepNext/>
+    </w:pPr>
+  </w:style>
+  <w:style w:customStyle="1" w:styleId="BodyTextChar" w:type="character">
+    <w:name w:val="Body Text Char"/>
+    <w:basedOn w:val="DefaultParagraphFont"/>
+    <w:link w:val="BodyText"/>
+  </w:style>
+  <w:style w:customStyle="1" w:styleId="VerbatimChar" w:type="character">
+    <w:name w:val="Verbatim Char"/>
+    <w:basedOn w:val="BodyTextChar"/>
+    <w:rPr>
+      <w:rFonts w:ascii="Consolas" w:hAnsi="Consolas"/>
+      <w:sz w:val="22"/>
+    </w:rPr>
+  </w:style>
+  <w:style w:customStyle="1" w:styleId="SectionNumber" w:type="character">
+    <w:name w:val="Section Number"/>
+    <w:basedOn w:val="BodyTextChar"/>
+  </w:style>
+  <w:style w:styleId="FootnoteReference" w:type="character">
+    <w:name w:val="Footnote Reference"/>
+    <w:basedOn w:val="BodyTextChar"/>
+    <w:rPr>
+      <w:vertAlign w:val="superscript"/>
+    </w:rPr>
+  </w:style>
+  <w:style w:styleId="Hyperlink" w:type="character">
+    <w:name w:val="Hyperlink"/>
+    <w:basedOn w:val="BodyTextChar"/>
+    <w:rPr>
+      <w:color w:themeColor="accent1" w:val="4F81BD"/>
+    </w:rPr>
+  </w:style>
+  <w:style w:styleId="TOCHeading" w:type="paragraph">
+    <w:name w:val="TOC Heading"/>
+    <w:basedOn w:val="Heading1"/>
+    <w:next w:val="BodyText"/>
+    <w:uiPriority w:val="39"/>
+    <w:unhideWhenUsed/>
+    <w:qFormat/>
+    <w:pPr>
+      <w:spacing w:before="240" w:line="259" w:lineRule="auto"/>
+      <w:outlineLvl w:val="9"/>
+    </w:pPr>
+    <w:rPr>
+      <w:rFonts w:asciiTheme="majorHAnsi" w:cstheme="majorBidi" w:eastAsiaTheme="majorEastAsia" w:hAnsiTheme="majorHAnsi"/>
+      <w:b w:val="0"/>
+      <w:bCs w:val="0"/>
+      <w:color w:themeColor="accent1" w:themeShade="BF" w:val="365F91"/>
+    </w:rPr>
+  </w:style>
   <w:style w:type="character" w:customStyle="1" w:styleId="KeywordTok">
     <w:name w:val="KeywordTok"/>
     <w:basedOn w:val="VerbatimChar"/>

--- a/docs/common_code/01_libraries/libraries.docx
+++ b/docs/common_code/01_libraries/libraries.docx
@@ -6071,7 +6071,7 @@
     <w:bookmarkEnd w:id="32"/>
     <w:sectPr>
       <w:pgSz w:h="15840" w:w="12240"/>
-      <w:pgMar w:bottom="1440" w:footer="720" w:gutter="0" w:header="720" w:left="1440" w:right="1440" w:top="1440"/>
+      <w:pgMar w:bottom="720" w:footer="432" w:gutter="0" w:header="432" w:left="720" w:right="1008" w:top="720"/>
       <w:cols w:space="720"/>
       <w:docGrid w:linePitch="360"/>
     </w:sectPr>
@@ -6199,7 +6199,11 @@
         <w14:ligatures w14:val="standardContextual"/>
       </w:rPr>
     </w:rPrDefault>
-    <w:pPrDefault/>
+    <w:pPrDefault>
+      <w:pPr>
+        <w:spacing w:after="0" w:before="0" w:line="240" w:lineRule="auto"/>
+      </w:pPr>
+    </w:pPrDefault>
   </w:docDefaults>
   <w:latentStyles w:count="376" w:defLockedState="0" w:defQFormat="0" w:defSemiHidden="0" w:defUIPriority="99" w:defUnhideWhenUsed="0">
     <w:lsdException w:name="Normal" w:qFormat="1" w:uiPriority="0"/>
@@ -6999,7 +7003,7 @@
     <w:qFormat/>
     <w:rsid w:val="00AF5CF1"/>
     <w:pPr>
-      <w:spacing w:after="160" w:before="160"/>
+      <w:spacing w:after="0" w:before="0"/>
       <w:jc w:val="center"/>
     </w:pPr>
     <w:rPr>
@@ -7117,7 +7121,7 @@
         <w:bottom w:color="FF0000" w:space="1" w:sz="8" w:val="single"/>
         <w:right w:color="FF0000" w:space="4" w:sz="8" w:val="single"/>
       </w:pBdr>
-      <w:spacing w:after="120" w:before="120"/>
+      <w:spacing w:after="40" w:before="40"/>
       <w:ind w:left="432" w:right="432"/>
     </w:pPr>
     <w:rPr>
@@ -7137,7 +7141,7 @@
         <w:bottom w:color="auto" w:space="1" w:sz="8" w:val="single"/>
         <w:right w:color="auto" w:space="4" w:sz="8" w:val="single"/>
       </w:pBdr>
-      <w:spacing w:after="240" w:before="240"/>
+      <w:spacing w:after="40" w:before="40"/>
       <w:ind w:left="432" w:right="432"/>
     </w:pPr>
     <w:rPr>
@@ -7151,7 +7155,7 @@
     <w:qFormat/>
     <w:rsid w:val="00771E03"/>
     <w:pPr>
-      <w:spacing w:after="240" w:before="240"/>
+      <w:spacing w:after="40" w:before="40"/>
       <w:ind w:left="432" w:right="432"/>
     </w:pPr>
     <w:rPr>
@@ -7197,7 +7201,7 @@
     <w:unhideWhenUsed/>
     <w:rsid w:val="00322D32"/>
     <w:pPr>
-      <w:spacing w:after="100"/>
+      <w:spacing w:after="0" w:before="0"/>
     </w:pPr>
   </w:style>
   <w:style w:styleId="BodyText" w:type="paragraph">
@@ -7206,7 +7210,7 @@
     <w:link w:val="BodyTextChar"/>
     <w:qFormat/>
     <w:pPr>
-      <w:spacing w:after="180" w:before="180"/>
+      <w:spacing w:after="0" w:before="0"/>
     </w:pPr>
   </w:style>
   <w:style w:customStyle="1" w:styleId="FirstParagraph" w:type="paragraph">
@@ -7214,13 +7218,16 @@
     <w:basedOn w:val="BodyText"/>
     <w:next w:val="BodyText"/>
     <w:qFormat/>
+    <w:pPr>
+      <w:spacing w:after="0" w:before="0"/>
+    </w:pPr>
   </w:style>
   <w:style w:customStyle="1" w:styleId="Compact" w:type="paragraph">
     <w:name w:val="Compact"/>
     <w:basedOn w:val="BodyText"/>
     <w:qFormat/>
     <w:pPr>
-      <w:spacing w:after="36" w:before="36"/>
+      <w:spacing w:after="0" w:before="0"/>
     </w:pPr>
   </w:style>
   <w:style w:customStyle="1" w:styleId="Author" w:type="paragraph">
@@ -7299,7 +7306,7 @@
     <w:unhideWhenUsed/>
     <w:qFormat/>
     <w:pPr>
-      <w:spacing w:after="100" w:before="100"/>
+      <w:spacing w:after="0" w:before="0"/>
       <w:ind w:firstLine="0" w:left="480" w:right="480"/>
     </w:pPr>
   </w:style>
@@ -7369,7 +7376,7 @@
     <w:basedOn w:val="Normal"/>
     <w:link w:val="BodyTextChar"/>
     <w:pPr>
-      <w:spacing w:after="120" w:before="0"/>
+      <w:spacing w:after="0" w:before="0"/>
     </w:pPr>
     <w:rPr>
       <w:i/>
@@ -7379,21 +7386,29 @@
     <w:name w:val="Table Caption"/>
     <w:basedOn w:val="Caption"/>
     <w:pPr>
+      <w:spacing w:after="0" w:before="0"/>
       <w:keepNext/>
     </w:pPr>
   </w:style>
   <w:style w:customStyle="1" w:styleId="ImageCaption" w:type="paragraph">
     <w:name w:val="Image Caption"/>
     <w:basedOn w:val="Caption"/>
+    <w:pPr>
+      <w:spacing w:after="0" w:before="0"/>
+    </w:pPr>
   </w:style>
   <w:style w:customStyle="1" w:styleId="Figure" w:type="paragraph">
     <w:name w:val="Figure"/>
     <w:basedOn w:val="Normal"/>
+    <w:pPr>
+      <w:spacing w:after="0" w:before="0"/>
+    </w:pPr>
   </w:style>
   <w:style w:customStyle="1" w:styleId="CaptionedFigure" w:type="paragraph">
     <w:name w:val="Captioned Figure"/>
     <w:basedOn w:val="Figure"/>
     <w:pPr>
+      <w:spacing w:after="0" w:before="0"/>
       <w:keepNext/>
     </w:pPr>
   </w:style>
@@ -7406,8 +7421,8 @@
     <w:name w:val="Verbatim Char"/>
     <w:basedOn w:val="BodyTextChar"/>
     <w:rPr>
-      <w:rFonts w:ascii="Consolas" w:hAnsi="Consolas"/>
-      <w:sz w:val="22"/>
+      <w:rFonts w:ascii="Courier New" w:cs="Courier New" w:hAnsi="Courier New"/>
+      <w:sz w:val="20"/>
     </w:rPr>
   </w:style>
   <w:style w:customStyle="1" w:styleId="SectionNumber" w:type="character">

--- a/docs/common_code/01_libraries/libraries.docx
+++ b/docs/common_code/01_libraries/libraries.docx
@@ -240,7 +240,22 @@
         <w:rPr>
           <w:rStyle w:val="CommentTok"/>
         </w:rPr>
-        <w:t xml:space="preserve"># dplyr, ggplot2, tidyr, purrr, readr, stringr, forcats</w:t>
+        <w:t xml:space="preserve"># dplyr, ggplot2, tidyr, purrr,</w:t>
+      </w:r>
+      <w:r>
+        <w:br/>
+      </w:r>
+      <w:r>
+        <w:rPr>
+          <w:rStyle w:val="NormalTok"/>
+        </w:rPr>
+        <w:t xml:space="preserve">                                 </w:t>
+      </w:r>
+      <w:r>
+        <w:rPr>
+          <w:rStyle w:val="CommentTok"/>
+        </w:rPr>
+        <w:t xml:space="preserve"># readr, stringr, forcats</w:t>
       </w:r>
       <w:r>
         <w:br/>
@@ -306,7 +321,22 @@
         <w:rPr>
           <w:rStyle w:val="CommentTok"/>
         </w:rPr>
-        <w:t xml:space="preserve"># read Excel (.xlsx / .xls) files into R</w:t>
+        <w:t xml:space="preserve"># read Excel (.xlsx /</w:t>
+      </w:r>
+      <w:r>
+        <w:br/>
+      </w:r>
+      <w:r>
+        <w:rPr>
+          <w:rStyle w:val="NormalTok"/>
+        </w:rPr>
+        <w:t xml:space="preserve">                                 </w:t>
+      </w:r>
+      <w:r>
+        <w:rPr>
+          <w:rStyle w:val="CommentTok"/>
+        </w:rPr>
+        <w:t xml:space="preserve"># .xls) files into R</w:t>
       </w:r>
       <w:r>
         <w:br/>
@@ -339,7 +369,22 @@
         <w:rPr>
           <w:rStyle w:val="CommentTok"/>
         </w:rPr>
-        <w:t xml:space="preserve"># write data frames back out to Excel</w:t>
+        <w:t xml:space="preserve"># write data frames</w:t>
+      </w:r>
+      <w:r>
+        <w:br/>
+      </w:r>
+      <w:r>
+        <w:rPr>
+          <w:rStyle w:val="NormalTok"/>
+        </w:rPr>
+        <w:t xml:space="preserve">                                 </w:t>
+      </w:r>
+      <w:r>
+        <w:rPr>
+          <w:rStyle w:val="CommentTok"/>
+        </w:rPr>
+        <w:t xml:space="preserve"># back out to Excel</w:t>
       </w:r>
       <w:r>
         <w:br/>
@@ -372,7 +417,22 @@
         <w:rPr>
           <w:rStyle w:val="CommentTok"/>
         </w:rPr>
-        <w:t xml:space="preserve"># clean messy column names and tabulate data</w:t>
+        <w:t xml:space="preserve"># clean messy column</w:t>
+      </w:r>
+      <w:r>
+        <w:br/>
+      </w:r>
+      <w:r>
+        <w:rPr>
+          <w:rStyle w:val="NormalTok"/>
+        </w:rPr>
+        <w:t xml:space="preserve">                                 </w:t>
+      </w:r>
+      <w:r>
+        <w:rPr>
+          <w:rStyle w:val="CommentTok"/>
+        </w:rPr>
+        <w:t xml:space="preserve"># names and tabulate data</w:t>
       </w:r>
       <w:r>
         <w:br/>
@@ -405,7 +465,22 @@
         <w:rPr>
           <w:rStyle w:val="CommentTok"/>
         </w:rPr>
-        <w:t xml:space="preserve"># quick, readable summary statistics</w:t>
+        <w:t xml:space="preserve"># quick, readable</w:t>
+      </w:r>
+      <w:r>
+        <w:br/>
+      </w:r>
+      <w:r>
+        <w:rPr>
+          <w:rStyle w:val="NormalTok"/>
+        </w:rPr>
+        <w:t xml:space="preserve">                                 </w:t>
+      </w:r>
+      <w:r>
+        <w:rPr>
+          <w:rStyle w:val="CommentTok"/>
+        </w:rPr>
+        <w:t xml:space="preserve"># summary statistics</w:t>
       </w:r>
       <w:r>
         <w:br/>
@@ -438,7 +513,22 @@
         <w:rPr>
           <w:rStyle w:val="CommentTok"/>
         </w:rPr>
-        <w:t xml:space="preserve"># paste strings together cleanly with {variable} syntax</w:t>
+        <w:t xml:space="preserve"># paste strings together cleanly</w:t>
+      </w:r>
+      <w:r>
+        <w:br/>
+      </w:r>
+      <w:r>
+        <w:rPr>
+          <w:rStyle w:val="NormalTok"/>
+        </w:rPr>
+        <w:t xml:space="preserve">                                 </w:t>
+      </w:r>
+      <w:r>
+        <w:rPr>
+          <w:rStyle w:val="CommentTok"/>
+        </w:rPr>
+        <w:t xml:space="preserve"># with {variable} syntax</w:t>
       </w:r>
       <w:r>
         <w:br/>
@@ -471,7 +561,22 @@
         <w:rPr>
           <w:rStyle w:val="CommentTok"/>
         </w:rPr>
-        <w:t xml:space="preserve"># install packages from GitHub and other sources</w:t>
+        <w:t xml:space="preserve"># install packages from</w:t>
+      </w:r>
+      <w:r>
+        <w:br/>
+      </w:r>
+      <w:r>
+        <w:rPr>
+          <w:rStyle w:val="NormalTok"/>
+        </w:rPr>
+        <w:t xml:space="preserve">                                 </w:t>
+      </w:r>
+      <w:r>
+        <w:rPr>
+          <w:rStyle w:val="CommentTok"/>
+        </w:rPr>
+        <w:t xml:space="preserve"># GitHub and other sources</w:t>
       </w:r>
       <w:r>
         <w:br/>
@@ -504,7 +609,22 @@
         <w:rPr>
           <w:rStyle w:val="CommentTok"/>
         </w:rPr>
-        <w:t xml:space="preserve"># lighter alternative to devtools for GitHub installs</w:t>
+        <w:t xml:space="preserve"># lighter alternative to</w:t>
+      </w:r>
+      <w:r>
+        <w:br/>
+      </w:r>
+      <w:r>
+        <w:rPr>
+          <w:rStyle w:val="NormalTok"/>
+        </w:rPr>
+        <w:t xml:space="preserve">                                 </w:t>
+      </w:r>
+      <w:r>
+        <w:rPr>
+          <w:rStyle w:val="CommentTok"/>
+        </w:rPr>
+        <w:t xml:space="preserve"># devtools for GitHub installs</w:t>
       </w:r>
     </w:p>
     <w:bookmarkStart w:id="11" w:name="what-you-load-each-session"/>
@@ -536,7 +656,22 @@
         <w:rPr>
           <w:rStyle w:val="CommentTok"/>
         </w:rPr>
-        <w:t xml:space="preserve"># loads dplyr, ggplot2, tidyr, readr, purrr, stringr, forcats</w:t>
+        <w:t xml:space="preserve"># loads dplyr, ggplot2, tidyr,</w:t>
+      </w:r>
+      <w:r>
+        <w:br/>
+      </w:r>
+      <w:r>
+        <w:rPr>
+          <w:rStyle w:val="NormalTok"/>
+        </w:rPr>
+        <w:t xml:space="preserve">                     </w:t>
+      </w:r>
+      <w:r>
+        <w:rPr>
+          <w:rStyle w:val="CommentTok"/>
+        </w:rPr>
+        <w:t xml:space="preserve"># readr, purrr, stringr, forcats</w:t>
       </w:r>
       <w:r>
         <w:br/>
@@ -711,7 +846,22 @@
         <w:rPr>
           <w:rStyle w:val="CommentTok"/>
         </w:rPr>
-        <w:t xml:space="preserve"># combine multiple ggplot panels into one figure</w:t>
+        <w:t xml:space="preserve"># combine multiple ggplot</w:t>
+      </w:r>
+      <w:r>
+        <w:br/>
+      </w:r>
+      <w:r>
+        <w:rPr>
+          <w:rStyle w:val="NormalTok"/>
+        </w:rPr>
+        <w:t xml:space="preserve">                                 </w:t>
+      </w:r>
+      <w:r>
+        <w:rPr>
+          <w:rStyle w:val="CommentTok"/>
+        </w:rPr>
+        <w:t xml:space="preserve"># panels into one figure</w:t>
       </w:r>
       <w:r>
         <w:br/>
@@ -744,7 +894,22 @@
         <w:rPr>
           <w:rStyle w:val="CommentTok"/>
         </w:rPr>
-        <w:t xml:space="preserve"># fine-grained control of axis breaks, labels, and colours</w:t>
+        <w:t xml:space="preserve"># fine-grained control of axis</w:t>
+      </w:r>
+      <w:r>
+        <w:br/>
+      </w:r>
+      <w:r>
+        <w:rPr>
+          <w:rStyle w:val="NormalTok"/>
+        </w:rPr>
+        <w:t xml:space="preserve">                                 </w:t>
+      </w:r>
+      <w:r>
+        <w:rPr>
+          <w:rStyle w:val="CommentTok"/>
+        </w:rPr>
+        <w:t xml:space="preserve"># breaks, labels, and colours</w:t>
       </w:r>
       <w:r>
         <w:br/>
@@ -777,7 +942,37 @@
         <w:rPr>
           <w:rStyle w:val="CommentTok"/>
         </w:rPr>
-        <w:t xml:space="preserve"># extra complete themes (Economist, FiveThirtyEight, etc.)</w:t>
+        <w:t xml:space="preserve"># extra complete themes</w:t>
+      </w:r>
+      <w:r>
+        <w:br/>
+      </w:r>
+      <w:r>
+        <w:rPr>
+          <w:rStyle w:val="NormalTok"/>
+        </w:rPr>
+        <w:t xml:space="preserve">                                 </w:t>
+      </w:r>
+      <w:r>
+        <w:rPr>
+          <w:rStyle w:val="CommentTok"/>
+        </w:rPr>
+        <w:t xml:space="preserve"># (Economist,</w:t>
+      </w:r>
+      <w:r>
+        <w:br/>
+      </w:r>
+      <w:r>
+        <w:rPr>
+          <w:rStyle w:val="NormalTok"/>
+        </w:rPr>
+        <w:t xml:space="preserve">                                 </w:t>
+      </w:r>
+      <w:r>
+        <w:rPr>
+          <w:rStyle w:val="CommentTok"/>
+        </w:rPr>
+        <w:t xml:space="preserve"># FiveThirtyEight, etc.)</w:t>
       </w:r>
       <w:r>
         <w:br/>
@@ -810,7 +1005,22 @@
         <w:rPr>
           <w:rStyle w:val="CommentTok"/>
         </w:rPr>
-        <w:t xml:space="preserve"># ridge / joy plots for overlapping distributions</w:t>
+        <w:t xml:space="preserve"># ridge / joy plots for</w:t>
+      </w:r>
+      <w:r>
+        <w:br/>
+      </w:r>
+      <w:r>
+        <w:rPr>
+          <w:rStyle w:val="NormalTok"/>
+        </w:rPr>
+        <w:t xml:space="preserve">                                 </w:t>
+      </w:r>
+      <w:r>
+        <w:rPr>
+          <w:rStyle w:val="CommentTok"/>
+        </w:rPr>
+        <w:t xml:space="preserve"># overlapping distributions</w:t>
       </w:r>
       <w:r>
         <w:br/>
@@ -843,7 +1053,22 @@
         <w:rPr>
           <w:rStyle w:val="CommentTok"/>
         </w:rPr>
-        <w:t xml:space="preserve"># publication-ready figures; add p-value brackets to plots</w:t>
+        <w:t xml:space="preserve"># publication-ready figures;</w:t>
+      </w:r>
+      <w:r>
+        <w:br/>
+      </w:r>
+      <w:r>
+        <w:rPr>
+          <w:rStyle w:val="NormalTok"/>
+        </w:rPr>
+        <w:t xml:space="preserve">                                 </w:t>
+      </w:r>
+      <w:r>
+        <w:rPr>
+          <w:rStyle w:val="CommentTok"/>
+        </w:rPr>
+        <w:t xml:space="preserve"># add p-value brackets to plots</w:t>
       </w:r>
     </w:p>
     <w:bookmarkEnd w:id="13"/>
@@ -888,7 +1113,22 @@
         <w:rPr>
           <w:rStyle w:val="CommentTok"/>
         </w:rPr>
-        <w:t xml:space="preserve"># perceptually uniform, colour-blind-safe palettes</w:t>
+        <w:t xml:space="preserve"># perceptually uniform,</w:t>
+      </w:r>
+      <w:r>
+        <w:br/>
+      </w:r>
+      <w:r>
+        <w:rPr>
+          <w:rStyle w:val="NormalTok"/>
+        </w:rPr>
+        <w:t xml:space="preserve">                                 </w:t>
+      </w:r>
+      <w:r>
+        <w:rPr>
+          <w:rStyle w:val="CommentTok"/>
+        </w:rPr>
+        <w:t xml:space="preserve"># colour-blind-safe palettes</w:t>
       </w:r>
       <w:r>
         <w:br/>
@@ -921,7 +1161,22 @@
         <w:rPr>
           <w:rStyle w:val="CommentTok"/>
         </w:rPr>
-        <w:t xml:space="preserve"># render markdown / HTML inside plot text and labels</w:t>
+        <w:t xml:space="preserve"># render markdown / HTML</w:t>
+      </w:r>
+      <w:r>
+        <w:br/>
+      </w:r>
+      <w:r>
+        <w:rPr>
+          <w:rStyle w:val="NormalTok"/>
+        </w:rPr>
+        <w:t xml:space="preserve">                                 </w:t>
+      </w:r>
+      <w:r>
+        <w:rPr>
+          <w:rStyle w:val="CommentTok"/>
+        </w:rPr>
+        <w:t xml:space="preserve"># inside plot text and labels</w:t>
       </w:r>
       <w:r>
         <w:br/>
@@ -954,7 +1209,22 @@
         <w:rPr>
           <w:rStyle w:val="CommentTok"/>
         </w:rPr>
-        <w:t xml:space="preserve"># use Google Fonts and custom fonts in ggplot</w:t>
+        <w:t xml:space="preserve"># use Google Fonts and</w:t>
+      </w:r>
+      <w:r>
+        <w:br/>
+      </w:r>
+      <w:r>
+        <w:rPr>
+          <w:rStyle w:val="NormalTok"/>
+        </w:rPr>
+        <w:t xml:space="preserve">                                 </w:t>
+      </w:r>
+      <w:r>
+        <w:rPr>
+          <w:rStyle w:val="CommentTok"/>
+        </w:rPr>
+        <w:t xml:space="preserve"># custom fonts in ggplot</w:t>
       </w:r>
       <w:r>
         <w:br/>
@@ -987,7 +1257,22 @@
         <w:rPr>
           <w:rStyle w:val="CommentTok"/>
         </w:rPr>
-        <w:t xml:space="preserve"># fast, high-quality PNG/TIFF rendering device</w:t>
+        <w:t xml:space="preserve"># fast, high-quality</w:t>
+      </w:r>
+      <w:r>
+        <w:br/>
+      </w:r>
+      <w:r>
+        <w:rPr>
+          <w:rStyle w:val="NormalTok"/>
+        </w:rPr>
+        <w:t xml:space="preserve">                                 </w:t>
+      </w:r>
+      <w:r>
+        <w:rPr>
+          <w:rStyle w:val="CommentTok"/>
+        </w:rPr>
+        <w:t xml:space="preserve"># PNG/TIFF rendering device</w:t>
       </w:r>
     </w:p>
     <w:bookmarkEnd w:id="14"/>
@@ -1032,7 +1317,22 @@
         <w:rPr>
           <w:rStyle w:val="CommentTok"/>
         </w:rPr>
-        <w:t xml:space="preserve"># turn any ggplot into an interactive HTML figure</w:t>
+        <w:t xml:space="preserve"># turn any ggplot into an</w:t>
+      </w:r>
+      <w:r>
+        <w:br/>
+      </w:r>
+      <w:r>
+        <w:rPr>
+          <w:rStyle w:val="NormalTok"/>
+        </w:rPr>
+        <w:t xml:space="preserve">                                 </w:t>
+      </w:r>
+      <w:r>
+        <w:rPr>
+          <w:rStyle w:val="CommentTok"/>
+        </w:rPr>
+        <w:t xml:space="preserve"># interactive HTML figure</w:t>
       </w:r>
       <w:r>
         <w:br/>
@@ -1065,7 +1365,22 @@
         <w:rPr>
           <w:rStyle w:val="CommentTok"/>
         </w:rPr>
-        <w:t xml:space="preserve"># add tooltips and click interactions to ggplot geoms</w:t>
+        <w:t xml:space="preserve"># add tooltips and click</w:t>
+      </w:r>
+      <w:r>
+        <w:br/>
+      </w:r>
+      <w:r>
+        <w:rPr>
+          <w:rStyle w:val="NormalTok"/>
+        </w:rPr>
+        <w:t xml:space="preserve">                                 </w:t>
+      </w:r>
+      <w:r>
+        <w:rPr>
+          <w:rStyle w:val="CommentTok"/>
+        </w:rPr>
+        <w:t xml:space="preserve"># interactions to ggplot geoms</w:t>
       </w:r>
       <w:r>
         <w:br/>
@@ -1098,7 +1413,22 @@
         <w:rPr>
           <w:rStyle w:val="CommentTok"/>
         </w:rPr>
-        <w:t xml:space="preserve"># animate ggplots (requires gifski or av for output)</w:t>
+        <w:t xml:space="preserve"># animate ggplots (requires</w:t>
+      </w:r>
+      <w:r>
+        <w:br/>
+      </w:r>
+      <w:r>
+        <w:rPr>
+          <w:rStyle w:val="NormalTok"/>
+        </w:rPr>
+        <w:t xml:space="preserve">                                 </w:t>
+      </w:r>
+      <w:r>
+        <w:rPr>
+          <w:rStyle w:val="CommentTok"/>
+        </w:rPr>
+        <w:t xml:space="preserve"># gifski or av for output)</w:t>
       </w:r>
       <w:r>
         <w:br/>
@@ -1164,7 +1494,22 @@
         <w:rPr>
           <w:rStyle w:val="CommentTok"/>
         </w:rPr>
-        <w:t xml:space="preserve"># render gganimate output as MP4 video</w:t>
+        <w:t xml:space="preserve"># render gganimate</w:t>
+      </w:r>
+      <w:r>
+        <w:br/>
+      </w:r>
+      <w:r>
+        <w:rPr>
+          <w:rStyle w:val="NormalTok"/>
+        </w:rPr>
+        <w:t xml:space="preserve">                                 </w:t>
+      </w:r>
+      <w:r>
+        <w:rPr>
+          <w:rStyle w:val="CommentTok"/>
+        </w:rPr>
+        <w:t xml:space="preserve"># output as MP4 video</w:t>
       </w:r>
     </w:p>
     <w:bookmarkEnd w:id="15"/>
@@ -1209,7 +1554,22 @@
         <w:rPr>
           <w:rStyle w:val="CommentTok"/>
         </w:rPr>
-        <w:t xml:space="preserve"># preview a plot at exact export dimensions before saving</w:t>
+        <w:t xml:space="preserve"># preview a plot at exact export</w:t>
+      </w:r>
+      <w:r>
+        <w:br/>
+      </w:r>
+      <w:r>
+        <w:rPr>
+          <w:rStyle w:val="NormalTok"/>
+        </w:rPr>
+        <w:t xml:space="preserve">                                 </w:t>
+      </w:r>
+      <w:r>
+        <w:rPr>
+          <w:rStyle w:val="CommentTok"/>
+        </w:rPr>
+        <w:t xml:space="preserve"># dimensions before saving</w:t>
       </w:r>
     </w:p>
     <w:p>
@@ -1270,7 +1630,22 @@
         <w:rPr>
           <w:rStyle w:val="CommentTok"/>
         </w:rPr>
-        <w:t xml:space="preserve"># publication tables that export cleanly to Word and PowerPoint</w:t>
+        <w:t xml:space="preserve"># publication tables that export</w:t>
+      </w:r>
+      <w:r>
+        <w:br/>
+      </w:r>
+      <w:r>
+        <w:rPr>
+          <w:rStyle w:val="NormalTok"/>
+        </w:rPr>
+        <w:t xml:space="preserve">                                 </w:t>
+      </w:r>
+      <w:r>
+        <w:rPr>
+          <w:rStyle w:val="CommentTok"/>
+        </w:rPr>
+        <w:t xml:space="preserve"># cleanly to Word and PowerPoint</w:t>
       </w:r>
       <w:r>
         <w:br/>
@@ -1303,7 +1678,22 @@
         <w:rPr>
           <w:rStyle w:val="CommentTok"/>
         </w:rPr>
-        <w:t xml:space="preserve"># grammar-of-tables: highly customisable HTML/PDF tables</w:t>
+        <w:t xml:space="preserve"># grammar-of-tables: highly</w:t>
+      </w:r>
+      <w:r>
+        <w:br/>
+      </w:r>
+      <w:r>
+        <w:rPr>
+          <w:rStyle w:val="NormalTok"/>
+        </w:rPr>
+        <w:t xml:space="preserve">                                 </w:t>
+      </w:r>
+      <w:r>
+        <w:rPr>
+          <w:rStyle w:val="CommentTok"/>
+        </w:rPr>
+        <w:t xml:space="preserve"># customisable HTML/PDF tables</w:t>
       </w:r>
       <w:r>
         <w:br/>
@@ -1336,7 +1726,22 @@
         <w:rPr>
           <w:rStyle w:val="CommentTok"/>
         </w:rPr>
-        <w:t xml:space="preserve"># kable() for simple tables inside Quarto documents</w:t>
+        <w:t xml:space="preserve"># kable() for simple tables</w:t>
+      </w:r>
+      <w:r>
+        <w:br/>
+      </w:r>
+      <w:r>
+        <w:rPr>
+          <w:rStyle w:val="NormalTok"/>
+        </w:rPr>
+        <w:t xml:space="preserve">                                 </w:t>
+      </w:r>
+      <w:r>
+        <w:rPr>
+          <w:rStyle w:val="CommentTok"/>
+        </w:rPr>
+        <w:t xml:space="preserve"># inside Quarto documents</w:t>
       </w:r>
       <w:r>
         <w:br/>
@@ -1369,7 +1774,22 @@
         <w:rPr>
           <w:rStyle w:val="CommentTok"/>
         </w:rPr>
-        <w:t xml:space="preserve"># extend kable() with styling, spanning headers, and more</w:t>
+        <w:t xml:space="preserve"># extend kable() with styling,</w:t>
+      </w:r>
+      <w:r>
+        <w:br/>
+      </w:r>
+      <w:r>
+        <w:rPr>
+          <w:rStyle w:val="NormalTok"/>
+        </w:rPr>
+        <w:t xml:space="preserve">                                 </w:t>
+      </w:r>
+      <w:r>
+        <w:rPr>
+          <w:rStyle w:val="CommentTok"/>
+        </w:rPr>
+        <w:t xml:space="preserve"># spanning headers, and more</w:t>
       </w:r>
       <w:r>
         <w:br/>
@@ -1402,7 +1822,22 @@
         <w:rPr>
           <w:rStyle w:val="CommentTok"/>
         </w:rPr>
-        <w:t xml:space="preserve"># minimal, fast tables designed for Quarto</w:t>
+        <w:t xml:space="preserve"># minimal, fast tables</w:t>
+      </w:r>
+      <w:r>
+        <w:br/>
+      </w:r>
+      <w:r>
+        <w:rPr>
+          <w:rStyle w:val="NormalTok"/>
+        </w:rPr>
+        <w:t xml:space="preserve">                                 </w:t>
+      </w:r>
+      <w:r>
+        <w:rPr>
+          <w:rStyle w:val="CommentTok"/>
+        </w:rPr>
+        <w:t xml:space="preserve"># designed for Quarto</w:t>
       </w:r>
       <w:r>
         <w:br/>
@@ -1435,7 +1870,22 @@
         <w:rPr>
           <w:rStyle w:val="CommentTok"/>
         </w:rPr>
-        <w:t xml:space="preserve"># tables that export to Word, LaTeX, and HTML</w:t>
+        <w:t xml:space="preserve"># tables that export to</w:t>
+      </w:r>
+      <w:r>
+        <w:br/>
+      </w:r>
+      <w:r>
+        <w:rPr>
+          <w:rStyle w:val="NormalTok"/>
+        </w:rPr>
+        <w:t xml:space="preserve">                                 </w:t>
+      </w:r>
+      <w:r>
+        <w:rPr>
+          <w:rStyle w:val="CommentTok"/>
+        </w:rPr>
+        <w:t xml:space="preserve"># Word, LaTeX, and HTML</w:t>
       </w:r>
       <w:r>
         <w:br/>
@@ -1468,7 +1918,22 @@
         <w:rPr>
           <w:rStyle w:val="CommentTok"/>
         </w:rPr>
-        <w:t xml:space="preserve"># read and write Word and PowerPoint files from R</w:t>
+        <w:t xml:space="preserve"># read and write Word and</w:t>
+      </w:r>
+      <w:r>
+        <w:br/>
+      </w:r>
+      <w:r>
+        <w:rPr>
+          <w:rStyle w:val="NormalTok"/>
+        </w:rPr>
+        <w:t xml:space="preserve">                                 </w:t>
+      </w:r>
+      <w:r>
+        <w:rPr>
+          <w:rStyle w:val="CommentTok"/>
+        </w:rPr>
+        <w:t xml:space="preserve"># PowerPoint files from R</w:t>
       </w:r>
       <w:r>
         <w:br/>
@@ -1501,7 +1966,37 @@
         <w:rPr>
           <w:rStyle w:val="CommentTok"/>
         </w:rPr>
-        <w:t xml:space="preserve"># screenshot HTML widgets to PNG (required by some table packages)</w:t>
+        <w:t xml:space="preserve"># screenshot HTML widgets</w:t>
+      </w:r>
+      <w:r>
+        <w:br/>
+      </w:r>
+      <w:r>
+        <w:rPr>
+          <w:rStyle w:val="NormalTok"/>
+        </w:rPr>
+        <w:t xml:space="preserve">                                 </w:t>
+      </w:r>
+      <w:r>
+        <w:rPr>
+          <w:rStyle w:val="CommentTok"/>
+        </w:rPr>
+        <w:t xml:space="preserve"># to PNG (required by</w:t>
+      </w:r>
+      <w:r>
+        <w:br/>
+      </w:r>
+      <w:r>
+        <w:rPr>
+          <w:rStyle w:val="NormalTok"/>
+        </w:rPr>
+        <w:t xml:space="preserve">                                 </w:t>
+      </w:r>
+      <w:r>
+        <w:rPr>
+          <w:rStyle w:val="CommentTok"/>
+        </w:rPr>
+        <w:t xml:space="preserve"># some table packages)</w:t>
       </w:r>
       <w:r>
         <w:br/>
@@ -1534,7 +2029,22 @@
         <w:rPr>
           <w:rStyle w:val="CommentTok"/>
         </w:rPr>
-        <w:t xml:space="preserve"># R interface to the pandoc document converter</w:t>
+        <w:t xml:space="preserve"># R interface to the pandoc</w:t>
+      </w:r>
+      <w:r>
+        <w:br/>
+      </w:r>
+      <w:r>
+        <w:rPr>
+          <w:rStyle w:val="NormalTok"/>
+        </w:rPr>
+        <w:t xml:space="preserve">                                 </w:t>
+      </w:r>
+      <w:r>
+        <w:rPr>
+          <w:rStyle w:val="CommentTok"/>
+        </w:rPr>
+        <w:t xml:space="preserve"># document converter</w:t>
       </w:r>
     </w:p>
     <w:p>
@@ -1586,7 +2096,22 @@
         <w:rPr>
           <w:rStyle w:val="CommentTok"/>
         </w:rPr>
-        <w:t xml:space="preserve"># (already in Core — listed again for reference)</w:t>
+        <w:t xml:space="preserve"># (already in Core — listed</w:t>
+      </w:r>
+      <w:r>
+        <w:br/>
+      </w:r>
+      <w:r>
+        <w:rPr>
+          <w:rStyle w:val="NormalTok"/>
+        </w:rPr>
+        <w:t xml:space="preserve">                                 </w:t>
+      </w:r>
+      <w:r>
+        <w:rPr>
+          <w:rStyle w:val="CommentTok"/>
+        </w:rPr>
+        <w:t xml:space="preserve"># again for reference)</w:t>
       </w:r>
       <w:r>
         <w:br/>
@@ -1619,7 +2144,22 @@
         <w:rPr>
           <w:rStyle w:val="CommentTok"/>
         </w:rPr>
-        <w:t xml:space="preserve"># write to Excel without Java or other dependencies</w:t>
+        <w:t xml:space="preserve"># write to Excel without</w:t>
+      </w:r>
+      <w:r>
+        <w:br/>
+      </w:r>
+      <w:r>
+        <w:rPr>
+          <w:rStyle w:val="NormalTok"/>
+        </w:rPr>
+        <w:t xml:space="preserve">                                 </w:t>
+      </w:r>
+      <w:r>
+        <w:rPr>
+          <w:rStyle w:val="CommentTok"/>
+        </w:rPr>
+        <w:t xml:space="preserve"># Java or other dependencies</w:t>
       </w:r>
       <w:r>
         <w:br/>
@@ -1652,7 +2192,22 @@
         <w:rPr>
           <w:rStyle w:val="CommentTok"/>
         </w:rPr>
-        <w:t xml:space="preserve"># read/write Parquet and Feather files; very fast large data</w:t>
+        <w:t xml:space="preserve"># read/write Parquet and Feather</w:t>
+      </w:r>
+      <w:r>
+        <w:br/>
+      </w:r>
+      <w:r>
+        <w:rPr>
+          <w:rStyle w:val="NormalTok"/>
+        </w:rPr>
+        <w:t xml:space="preserve">                                 </w:t>
+      </w:r>
+      <w:r>
+        <w:rPr>
+          <w:rStyle w:val="CommentTok"/>
+        </w:rPr>
+        <w:t xml:space="preserve"># files; very fast large data</w:t>
       </w:r>
       <w:r>
         <w:br/>
@@ -1685,7 +2240,37 @@
         <w:rPr>
           <w:rStyle w:val="CommentTok"/>
         </w:rPr>
-        <w:t xml:space="preserve"># run SQL queries on data frames and Parquet files directly in R</w:t>
+        <w:t xml:space="preserve"># run SQL queries on data</w:t>
+      </w:r>
+      <w:r>
+        <w:br/>
+      </w:r>
+      <w:r>
+        <w:rPr>
+          <w:rStyle w:val="NormalTok"/>
+        </w:rPr>
+        <w:t xml:space="preserve">                                 </w:t>
+      </w:r>
+      <w:r>
+        <w:rPr>
+          <w:rStyle w:val="CommentTok"/>
+        </w:rPr>
+        <w:t xml:space="preserve"># frames and Parquet</w:t>
+      </w:r>
+      <w:r>
+        <w:br/>
+      </w:r>
+      <w:r>
+        <w:rPr>
+          <w:rStyle w:val="NormalTok"/>
+        </w:rPr>
+        <w:t xml:space="preserve">                                 </w:t>
+      </w:r>
+      <w:r>
+        <w:rPr>
+          <w:rStyle w:val="CommentTok"/>
+        </w:rPr>
+        <w:t xml:space="preserve"># files directly in R</w:t>
       </w:r>
     </w:p>
     <w:p>
@@ -1745,7 +2330,22 @@
         <w:rPr>
           <w:rStyle w:val="CommentTok"/>
         </w:rPr>
-        <w:t xml:space="preserve"># (already in Core) skim() gives a fast distributional overview</w:t>
+        <w:t xml:space="preserve"># (already in Core) skim() gives</w:t>
+      </w:r>
+      <w:r>
+        <w:br/>
+      </w:r>
+      <w:r>
+        <w:rPr>
+          <w:rStyle w:val="NormalTok"/>
+        </w:rPr>
+        <w:t xml:space="preserve">                                 </w:t>
+      </w:r>
+      <w:r>
+        <w:rPr>
+          <w:rStyle w:val="CommentTok"/>
+        </w:rPr>
+        <w:t xml:space="preserve"># a fast distributional overview</w:t>
       </w:r>
       <w:r>
         <w:br/>
@@ -1778,7 +2378,22 @@
         <w:rPr>
           <w:rStyle w:val="CommentTok"/>
         </w:rPr>
-        <w:t xml:space="preserve"># describe(), pairs.panels(), alpha() for scale reliability</w:t>
+        <w:t xml:space="preserve"># describe(), pairs.panels(),</w:t>
+      </w:r>
+      <w:r>
+        <w:br/>
+      </w:r>
+      <w:r>
+        <w:rPr>
+          <w:rStyle w:val="NormalTok"/>
+        </w:rPr>
+        <w:t xml:space="preserve">                                 </w:t>
+      </w:r>
+      <w:r>
+        <w:rPr>
+          <w:rStyle w:val="CommentTok"/>
+        </w:rPr>
+        <w:t xml:space="preserve"># alpha() for scale reliability</w:t>
       </w:r>
       <w:r>
         <w:br/>
@@ -1811,7 +2426,37 @@
         <w:rPr>
           <w:rStyle w:val="CommentTok"/>
         </w:rPr>
-        <w:t xml:space="preserve"># rcorr(), and a large collection of utility functions</w:t>
+        <w:t xml:space="preserve"># rcorr(), and a</w:t>
+      </w:r>
+      <w:r>
+        <w:br/>
+      </w:r>
+      <w:r>
+        <w:rPr>
+          <w:rStyle w:val="NormalTok"/>
+        </w:rPr>
+        <w:t xml:space="preserve">                                 </w:t>
+      </w:r>
+      <w:r>
+        <w:rPr>
+          <w:rStyle w:val="CommentTok"/>
+        </w:rPr>
+        <w:t xml:space="preserve"># large collection of</w:t>
+      </w:r>
+      <w:r>
+        <w:br/>
+      </w:r>
+      <w:r>
+        <w:rPr>
+          <w:rStyle w:val="NormalTok"/>
+        </w:rPr>
+        <w:t xml:space="preserve">                                 </w:t>
+      </w:r>
+      <w:r>
+        <w:rPr>
+          <w:rStyle w:val="CommentTok"/>
+        </w:rPr>
+        <w:t xml:space="preserve"># utility functions</w:t>
       </w:r>
       <w:r>
         <w:br/>
@@ -1877,7 +2522,22 @@
         <w:rPr>
           <w:rStyle w:val="CommentTok"/>
         </w:rPr>
-        <w:t xml:space="preserve"># Dunn test, length-frequency analysis, age-bias plots</w:t>
+        <w:t xml:space="preserve"># Dunn test, length-frequency</w:t>
+      </w:r>
+      <w:r>
+        <w:br/>
+      </w:r>
+      <w:r>
+        <w:rPr>
+          <w:rStyle w:val="NormalTok"/>
+        </w:rPr>
+        <w:t xml:space="preserve">                                 </w:t>
+      </w:r>
+      <w:r>
+        <w:rPr>
+          <w:rStyle w:val="CommentTok"/>
+        </w:rPr>
+        <w:t xml:space="preserve"># analysis, age-bias plots</w:t>
       </w:r>
     </w:p>
     <w:p>
@@ -1938,7 +2598,22 @@
         <w:rPr>
           <w:rStyle w:val="CommentTok"/>
         </w:rPr>
-        <w:t xml:space="preserve"># Anova() with Type II/III SS; leveneTest(); vif()</w:t>
+        <w:t xml:space="preserve"># Anova() with Type II/III</w:t>
+      </w:r>
+      <w:r>
+        <w:br/>
+      </w:r>
+      <w:r>
+        <w:rPr>
+          <w:rStyle w:val="NormalTok"/>
+        </w:rPr>
+        <w:t xml:space="preserve">                                 </w:t>
+      </w:r>
+      <w:r>
+        <w:rPr>
+          <w:rStyle w:val="CommentTok"/>
+        </w:rPr>
+        <w:t xml:space="preserve"># SS; leveneTest(); vif()</w:t>
       </w:r>
       <w:r>
         <w:br/>
@@ -1971,7 +2646,22 @@
         <w:rPr>
           <w:rStyle w:val="CommentTok"/>
         </w:rPr>
-        <w:t xml:space="preserve"># tidy(), glance(), augment() — model output as tibbles</w:t>
+        <w:t xml:space="preserve"># tidy(), glance(), augment()</w:t>
+      </w:r>
+      <w:r>
+        <w:br/>
+      </w:r>
+      <w:r>
+        <w:rPr>
+          <w:rStyle w:val="NormalTok"/>
+        </w:rPr>
+        <w:t xml:space="preserve">                                 </w:t>
+      </w:r>
+      <w:r>
+        <w:rPr>
+          <w:rStyle w:val="CommentTok"/>
+        </w:rPr>
+        <w:t xml:space="preserve"># — model output as tibbles</w:t>
       </w:r>
       <w:r>
         <w:br/>
@@ -2004,7 +2694,22 @@
         <w:rPr>
           <w:rStyle w:val="CommentTok"/>
         </w:rPr>
-        <w:t xml:space="preserve"># estimated marginal means and pairwise contrasts</w:t>
+        <w:t xml:space="preserve"># estimated marginal means</w:t>
+      </w:r>
+      <w:r>
+        <w:br/>
+      </w:r>
+      <w:r>
+        <w:rPr>
+          <w:rStyle w:val="NormalTok"/>
+        </w:rPr>
+        <w:t xml:space="preserve">                                 </w:t>
+      </w:r>
+      <w:r>
+        <w:rPr>
+          <w:rStyle w:val="CommentTok"/>
+        </w:rPr>
+        <w:t xml:space="preserve"># and pairwise contrasts</w:t>
       </w:r>
       <w:r>
         <w:br/>
@@ -2037,7 +2742,7 @@
         <w:rPr>
           <w:rStyle w:val="CommentTok"/>
         </w:rPr>
-        <w:t xml:space="preserve"># compact letter display for pairwise comparisons</w:t>
+        <w:t xml:space="preserve"># compact letter display</w:t>
       </w:r>
       <w:r>
         <w:br/>
@@ -2052,6 +2757,21 @@
         <w:rPr>
           <w:rStyle w:val="CommentTok"/>
         </w:rPr>
+        <w:t xml:space="preserve"># for pairwise comparisons</w:t>
+      </w:r>
+      <w:r>
+        <w:br/>
+      </w:r>
+      <w:r>
+        <w:rPr>
+          <w:rStyle w:val="NormalTok"/>
+        </w:rPr>
+        <w:t xml:space="preserve">                                 </w:t>
+      </w:r>
+      <w:r>
+        <w:rPr>
+          <w:rStyle w:val="CommentTok"/>
+        </w:rPr>
         <w:t xml:space="preserve"># </w:t>
       </w:r>
       <w:r>
@@ -2064,7 +2784,22 @@
         <w:rPr>
           <w:rStyle w:val="CommentTok"/>
         </w:rPr>
-        <w:t xml:space="preserve">: can mask some dplyr functions — load with care</w:t>
+        <w:t xml:space="preserve">: can mask some dplyr</w:t>
+      </w:r>
+      <w:r>
+        <w:br/>
+      </w:r>
+      <w:r>
+        <w:rPr>
+          <w:rStyle w:val="NormalTok"/>
+        </w:rPr>
+        <w:t xml:space="preserve">                                 </w:t>
+      </w:r>
+      <w:r>
+        <w:rPr>
+          <w:rStyle w:val="CommentTok"/>
+        </w:rPr>
+        <w:t xml:space="preserve"># functions — load with care</w:t>
       </w:r>
       <w:r>
         <w:br/>
@@ -2097,7 +2832,22 @@
         <w:rPr>
           <w:rStyle w:val="CommentTok"/>
         </w:rPr>
-        <w:t xml:space="preserve"># summarySE() for mean ± SE tables</w:t>
+        <w:t xml:space="preserve"># summarySE() for</w:t>
+      </w:r>
+      <w:r>
+        <w:br/>
+      </w:r>
+      <w:r>
+        <w:rPr>
+          <w:rStyle w:val="NormalTok"/>
+        </w:rPr>
+        <w:t xml:space="preserve">                                 </w:t>
+      </w:r>
+      <w:r>
+        <w:rPr>
+          <w:rStyle w:val="CommentTok"/>
+        </w:rPr>
+        <w:t xml:space="preserve"># mean ± SE tables</w:t>
       </w:r>
       <w:r>
         <w:br/>
@@ -2130,7 +2880,22 @@
         <w:rPr>
           <w:rStyle w:val="CommentTok"/>
         </w:rPr>
-        <w:t xml:space="preserve"># exact and permutation-based versions of common tests</w:t>
+        <w:t xml:space="preserve"># exact and permutation-based</w:t>
+      </w:r>
+      <w:r>
+        <w:br/>
+      </w:r>
+      <w:r>
+        <w:rPr>
+          <w:rStyle w:val="NormalTok"/>
+        </w:rPr>
+        <w:t xml:space="preserve">                                 </w:t>
+      </w:r>
+      <w:r>
+        <w:rPr>
+          <w:rStyle w:val="CommentTok"/>
+        </w:rPr>
+        <w:t xml:space="preserve"># versions of common tests</w:t>
       </w:r>
       <w:r>
         <w:br/>
@@ -2163,7 +2928,22 @@
         <w:rPr>
           <w:rStyle w:val="CommentTok"/>
         </w:rPr>
-        <w:t xml:space="preserve"># effect sizes and non-parametric summaries</w:t>
+        <w:t xml:space="preserve"># effect sizes and</w:t>
+      </w:r>
+      <w:r>
+        <w:br/>
+      </w:r>
+      <w:r>
+        <w:rPr>
+          <w:rStyle w:val="NormalTok"/>
+        </w:rPr>
+        <w:t xml:space="preserve">                                 </w:t>
+      </w:r>
+      <w:r>
+        <w:rPr>
+          <w:rStyle w:val="CommentTok"/>
+        </w:rPr>
+        <w:t xml:space="preserve"># non-parametric summaries</w:t>
       </w:r>
       <w:r>
         <w:br/>
@@ -2196,7 +2976,22 @@
         <w:rPr>
           <w:rStyle w:val="CommentTok"/>
         </w:rPr>
-        <w:t xml:space="preserve"># power analysis for t-tests, ANOVA, correlation, chi-square</w:t>
+        <w:t xml:space="preserve"># power analysis for t-tests,</w:t>
+      </w:r>
+      <w:r>
+        <w:br/>
+      </w:r>
+      <w:r>
+        <w:rPr>
+          <w:rStyle w:val="NormalTok"/>
+        </w:rPr>
+        <w:t xml:space="preserve">                                 </w:t>
+      </w:r>
+      <w:r>
+        <w:rPr>
+          <w:rStyle w:val="CommentTok"/>
+        </w:rPr>
+        <w:t xml:space="preserve"># ANOVA, correlation, chi-square</w:t>
       </w:r>
       <w:r>
         <w:br/>
@@ -2282,7 +3077,22 @@
         <w:rPr>
           <w:rStyle w:val="CommentTok"/>
         </w:rPr>
-        <w:t xml:space="preserve"># (already listed) Type II/III ANOVA; assumption checks</w:t>
+        <w:t xml:space="preserve"># (already listed) Type II/III</w:t>
+      </w:r>
+      <w:r>
+        <w:br/>
+      </w:r>
+      <w:r>
+        <w:rPr>
+          <w:rStyle w:val="NormalTok"/>
+        </w:rPr>
+        <w:t xml:space="preserve">                                 </w:t>
+      </w:r>
+      <w:r>
+        <w:rPr>
+          <w:rStyle w:val="CommentTok"/>
+        </w:rPr>
+        <w:t xml:space="preserve"># ANOVA; assumption checks</w:t>
       </w:r>
       <w:r>
         <w:br/>
@@ -2315,7 +3125,37 @@
         <w:rPr>
           <w:rStyle w:val="CommentTok"/>
         </w:rPr>
-        <w:t xml:space="preserve"># aov_ez() for factorial ANOVA; handles repeated measures cleanly</w:t>
+        <w:t xml:space="preserve"># aov_ez() for factorial</w:t>
+      </w:r>
+      <w:r>
+        <w:br/>
+      </w:r>
+      <w:r>
+        <w:rPr>
+          <w:rStyle w:val="NormalTok"/>
+        </w:rPr>
+        <w:t xml:space="preserve">                                 </w:t>
+      </w:r>
+      <w:r>
+        <w:rPr>
+          <w:rStyle w:val="CommentTok"/>
+        </w:rPr>
+        <w:t xml:space="preserve"># ANOVA; handles repeated</w:t>
+      </w:r>
+      <w:r>
+        <w:br/>
+      </w:r>
+      <w:r>
+        <w:rPr>
+          <w:rStyle w:val="NormalTok"/>
+        </w:rPr>
+        <w:t xml:space="preserve">                                 </w:t>
+      </w:r>
+      <w:r>
+        <w:rPr>
+          <w:rStyle w:val="CommentTok"/>
+        </w:rPr>
+        <w:t xml:space="preserve"># measures cleanly</w:t>
       </w:r>
       <w:r>
         <w:br/>
@@ -2348,7 +3188,22 @@
         <w:rPr>
           <w:rStyle w:val="CommentTok"/>
         </w:rPr>
-        <w:t xml:space="preserve"># (already listed) pairwise comparisons after ANOVA</w:t>
+        <w:t xml:space="preserve"># (already listed) pairwise</w:t>
+      </w:r>
+      <w:r>
+        <w:br/>
+      </w:r>
+      <w:r>
+        <w:rPr>
+          <w:rStyle w:val="NormalTok"/>
+        </w:rPr>
+        <w:t xml:space="preserve">                                 </w:t>
+      </w:r>
+      <w:r>
+        <w:rPr>
+          <w:rStyle w:val="CommentTok"/>
+        </w:rPr>
+        <w:t xml:space="preserve"># comparisons after ANOVA</w:t>
       </w:r>
       <w:r>
         <w:br/>
@@ -2381,7 +3236,22 @@
         <w:rPr>
           <w:rStyle w:val="CommentTok"/>
         </w:rPr>
-        <w:t xml:space="preserve"># (already listed) letter displays for post-hoc tests</w:t>
+        <w:t xml:space="preserve"># (already listed) letter</w:t>
+      </w:r>
+      <w:r>
+        <w:br/>
+      </w:r>
+      <w:r>
+        <w:rPr>
+          <w:rStyle w:val="NormalTok"/>
+        </w:rPr>
+        <w:t xml:space="preserve">                                 </w:t>
+      </w:r>
+      <w:r>
+        <w:rPr>
+          <w:rStyle w:val="CommentTok"/>
+        </w:rPr>
+        <w:t xml:space="preserve"># displays for post-hoc tests</w:t>
       </w:r>
       <w:r>
         <w:br/>
@@ -2414,7 +3284,37 @@
         <w:rPr>
           <w:rStyle w:val="CommentTok"/>
         </w:rPr>
-        <w:t xml:space="preserve"># relative importance of predictors in multiple regression</w:t>
+        <w:t xml:space="preserve"># relative importance</w:t>
+      </w:r>
+      <w:r>
+        <w:br/>
+      </w:r>
+      <w:r>
+        <w:rPr>
+          <w:rStyle w:val="NormalTok"/>
+        </w:rPr>
+        <w:t xml:space="preserve">                                 </w:t>
+      </w:r>
+      <w:r>
+        <w:rPr>
+          <w:rStyle w:val="CommentTok"/>
+        </w:rPr>
+        <w:t xml:space="preserve"># of predictors in</w:t>
+      </w:r>
+      <w:r>
+        <w:br/>
+      </w:r>
+      <w:r>
+        <w:rPr>
+          <w:rStyle w:val="NormalTok"/>
+        </w:rPr>
+        <w:t xml:space="preserve">                                 </w:t>
+      </w:r>
+      <w:r>
+        <w:rPr>
+          <w:rStyle w:val="CommentTok"/>
+        </w:rPr>
+        <w:t xml:space="preserve"># multiple regression</w:t>
       </w:r>
       <w:r>
         <w:br/>
@@ -2447,7 +3347,22 @@
         <w:rPr>
           <w:rStyle w:val="CommentTok"/>
         </w:rPr>
-        <w:t xml:space="preserve"># (already listed) tidy model output</w:t>
+        <w:t xml:space="preserve"># (already listed)</w:t>
+      </w:r>
+      <w:r>
+        <w:br/>
+      </w:r>
+      <w:r>
+        <w:rPr>
+          <w:rStyle w:val="NormalTok"/>
+        </w:rPr>
+        <w:t xml:space="preserve">                                 </w:t>
+      </w:r>
+      <w:r>
+        <w:rPr>
+          <w:rStyle w:val="CommentTok"/>
+        </w:rPr>
+        <w:t xml:space="preserve"># tidy model output</w:t>
       </w:r>
     </w:p>
     <w:p>
@@ -2507,7 +3422,22 @@
         <w:rPr>
           <w:rStyle w:val="CommentTok"/>
         </w:rPr>
-        <w:t xml:space="preserve"># lmer() and glmer() — the core mixed-model engine in R</w:t>
+        <w:t xml:space="preserve"># lmer() and glmer() — the</w:t>
+      </w:r>
+      <w:r>
+        <w:br/>
+      </w:r>
+      <w:r>
+        <w:rPr>
+          <w:rStyle w:val="NormalTok"/>
+        </w:rPr>
+        <w:t xml:space="preserve">                                 </w:t>
+      </w:r>
+      <w:r>
+        <w:rPr>
+          <w:rStyle w:val="CommentTok"/>
+        </w:rPr>
+        <w:t xml:space="preserve"># core mixed-model engine in R</w:t>
       </w:r>
       <w:r>
         <w:br/>
@@ -2540,7 +3470,37 @@
         <w:rPr>
           <w:rStyle w:val="CommentTok"/>
         </w:rPr>
-        <w:t xml:space="preserve"># adds p-values to lmer() output (Satterthwaite degrees of freedom)</w:t>
+        <w:t xml:space="preserve"># adds p-values to lmer()</w:t>
+      </w:r>
+      <w:r>
+        <w:br/>
+      </w:r>
+      <w:r>
+        <w:rPr>
+          <w:rStyle w:val="NormalTok"/>
+        </w:rPr>
+        <w:t xml:space="preserve">                                 </w:t>
+      </w:r>
+      <w:r>
+        <w:rPr>
+          <w:rStyle w:val="CommentTok"/>
+        </w:rPr>
+        <w:t xml:space="preserve"># output (Satterthwaite</w:t>
+      </w:r>
+      <w:r>
+        <w:br/>
+      </w:r>
+      <w:r>
+        <w:rPr>
+          <w:rStyle w:val="NormalTok"/>
+        </w:rPr>
+        <w:t xml:space="preserve">                                 </w:t>
+      </w:r>
+      <w:r>
+        <w:rPr>
+          <w:rStyle w:val="CommentTok"/>
+        </w:rPr>
+        <w:t xml:space="preserve"># degrees of freedom)</w:t>
       </w:r>
       <w:r>
         <w:br/>
@@ -2573,7 +3533,22 @@
         <w:rPr>
           <w:rStyle w:val="CommentTok"/>
         </w:rPr>
-        <w:t xml:space="preserve"># tidy() and glance() for lme4 and nlme model objects</w:t>
+        <w:t xml:space="preserve"># tidy() and glance() for</w:t>
+      </w:r>
+      <w:r>
+        <w:br/>
+      </w:r>
+      <w:r>
+        <w:rPr>
+          <w:rStyle w:val="NormalTok"/>
+        </w:rPr>
+        <w:t xml:space="preserve">                                 </w:t>
+      </w:r>
+      <w:r>
+        <w:rPr>
+          <w:rStyle w:val="CommentTok"/>
+        </w:rPr>
+        <w:t xml:space="preserve"># lme4 and nlme model objects</w:t>
       </w:r>
       <w:r>
         <w:br/>
@@ -2606,7 +3581,37 @@
         <w:rPr>
           <w:rStyle w:val="CommentTok"/>
         </w:rPr>
-        <w:t xml:space="preserve"># (already listed) mixed_() wrapper for factorial mixed models</w:t>
+        <w:t xml:space="preserve"># (already listed)</w:t>
+      </w:r>
+      <w:r>
+        <w:br/>
+      </w:r>
+      <w:r>
+        <w:rPr>
+          <w:rStyle w:val="NormalTok"/>
+        </w:rPr>
+        <w:t xml:space="preserve">                                 </w:t>
+      </w:r>
+      <w:r>
+        <w:rPr>
+          <w:rStyle w:val="CommentTok"/>
+        </w:rPr>
+        <w:t xml:space="preserve"># mixed_() wrapper for</w:t>
+      </w:r>
+      <w:r>
+        <w:br/>
+      </w:r>
+      <w:r>
+        <w:rPr>
+          <w:rStyle w:val="NormalTok"/>
+        </w:rPr>
+        <w:t xml:space="preserve">                                 </w:t>
+      </w:r>
+      <w:r>
+        <w:rPr>
+          <w:rStyle w:val="CommentTok"/>
+        </w:rPr>
+        <w:t xml:space="preserve"># factorial mixed models</w:t>
       </w:r>
       <w:r>
         <w:br/>
@@ -2639,7 +3644,37 @@
         <w:rPr>
           <w:rStyle w:val="CommentTok"/>
         </w:rPr>
-        <w:t xml:space="preserve"># (already listed) contrasts and marginal means for mixed models</w:t>
+        <w:t xml:space="preserve"># (already listed)</w:t>
+      </w:r>
+      <w:r>
+        <w:br/>
+      </w:r>
+      <w:r>
+        <w:rPr>
+          <w:rStyle w:val="NormalTok"/>
+        </w:rPr>
+        <w:t xml:space="preserve">                                 </w:t>
+      </w:r>
+      <w:r>
+        <w:rPr>
+          <w:rStyle w:val="CommentTok"/>
+        </w:rPr>
+        <w:t xml:space="preserve"># contrasts and marginal</w:t>
+      </w:r>
+      <w:r>
+        <w:br/>
+      </w:r>
+      <w:r>
+        <w:rPr>
+          <w:rStyle w:val="NormalTok"/>
+        </w:rPr>
+        <w:t xml:space="preserve">                                 </w:t>
+      </w:r>
+      <w:r>
+        <w:rPr>
+          <w:rStyle w:val="CommentTok"/>
+        </w:rPr>
+        <w:t xml:space="preserve"># means for mixed models</w:t>
       </w:r>
       <w:r>
         <w:br/>
@@ -2672,7 +3707,22 @@
         <w:rPr>
           <w:rStyle w:val="CommentTok"/>
         </w:rPr>
-        <w:t xml:space="preserve"># R², ICC, and check_model() diagnostic plots</w:t>
+        <w:t xml:space="preserve"># R², ICC, and check_model()</w:t>
+      </w:r>
+      <w:r>
+        <w:br/>
+      </w:r>
+      <w:r>
+        <w:rPr>
+          <w:rStyle w:val="NormalTok"/>
+        </w:rPr>
+        <w:t xml:space="preserve">                                 </w:t>
+      </w:r>
+      <w:r>
+        <w:rPr>
+          <w:rStyle w:val="CommentTok"/>
+        </w:rPr>
+        <w:t xml:space="preserve"># diagnostic plots</w:t>
       </w:r>
       <w:r>
         <w:br/>
@@ -2705,7 +3755,22 @@
         <w:rPr>
           <w:rStyle w:val="CommentTok"/>
         </w:rPr>
-        <w:t xml:space="preserve"># visualisation companion to performance</w:t>
+        <w:t xml:space="preserve"># visualisation companion</w:t>
+      </w:r>
+      <w:r>
+        <w:br/>
+      </w:r>
+      <w:r>
+        <w:rPr>
+          <w:rStyle w:val="NormalTok"/>
+        </w:rPr>
+        <w:t xml:space="preserve">                                 </w:t>
+      </w:r>
+      <w:r>
+        <w:rPr>
+          <w:rStyle w:val="CommentTok"/>
+        </w:rPr>
+        <w:t xml:space="preserve"># to performance</w:t>
       </w:r>
       <w:r>
         <w:br/>
@@ -2738,7 +3803,22 @@
         <w:rPr>
           <w:rStyle w:val="CommentTok"/>
         </w:rPr>
-        <w:t xml:space="preserve"># plot_model() for fixed/random effects; tab_model() tables</w:t>
+        <w:t xml:space="preserve"># plot_model() for fixed/random</w:t>
+      </w:r>
+      <w:r>
+        <w:br/>
+      </w:r>
+      <w:r>
+        <w:rPr>
+          <w:rStyle w:val="NormalTok"/>
+        </w:rPr>
+        <w:t xml:space="preserve">                                 </w:t>
+      </w:r>
+      <w:r>
+        <w:rPr>
+          <w:rStyle w:val="CommentTok"/>
+        </w:rPr>
+        <w:t xml:space="preserve"># effects; tab_model() tables</w:t>
       </w:r>
     </w:p>
     <w:p>
@@ -2798,7 +3878,22 @@
         <w:rPr>
           <w:rStyle w:val="CommentTok"/>
         </w:rPr>
-        <w:t xml:space="preserve"># (already listed) Anova() works for GLMs too</w:t>
+        <w:t xml:space="preserve"># (already listed) Anova()</w:t>
+      </w:r>
+      <w:r>
+        <w:br/>
+      </w:r>
+      <w:r>
+        <w:rPr>
+          <w:rStyle w:val="NormalTok"/>
+        </w:rPr>
+        <w:t xml:space="preserve">                                 </w:t>
+      </w:r>
+      <w:r>
+        <w:rPr>
+          <w:rStyle w:val="CommentTok"/>
+        </w:rPr>
+        <w:t xml:space="preserve"># works for GLMs too</w:t>
       </w:r>
       <w:r>
         <w:br/>
@@ -2831,7 +3926,22 @@
         <w:rPr>
           <w:rStyle w:val="CommentTok"/>
         </w:rPr>
-        <w:t xml:space="preserve"># (already listed) tidy GLM output</w:t>
+        <w:t xml:space="preserve"># (already listed)</w:t>
+      </w:r>
+      <w:r>
+        <w:br/>
+      </w:r>
+      <w:r>
+        <w:rPr>
+          <w:rStyle w:val="NormalTok"/>
+        </w:rPr>
+        <w:t xml:space="preserve">                                 </w:t>
+      </w:r>
+      <w:r>
+        <w:rPr>
+          <w:rStyle w:val="CommentTok"/>
+        </w:rPr>
+        <w:t xml:space="preserve"># tidy GLM output</w:t>
       </w:r>
       <w:r>
         <w:br/>
@@ -2864,7 +3974,22 @@
         <w:rPr>
           <w:rStyle w:val="CommentTok"/>
         </w:rPr>
-        <w:t xml:space="preserve"># (already listed) marginal means on the response scale</w:t>
+        <w:t xml:space="preserve"># (already listed) marginal</w:t>
+      </w:r>
+      <w:r>
+        <w:br/>
+      </w:r>
+      <w:r>
+        <w:rPr>
+          <w:rStyle w:val="NormalTok"/>
+        </w:rPr>
+        <w:t xml:space="preserve">                                 </w:t>
+      </w:r>
+      <w:r>
+        <w:rPr>
+          <w:rStyle w:val="CommentTok"/>
+        </w:rPr>
+        <w:t xml:space="preserve"># means on the response scale</w:t>
       </w:r>
       <w:r>
         <w:br/>
@@ -2897,7 +4022,22 @@
         <w:rPr>
           <w:rStyle w:val="CommentTok"/>
         </w:rPr>
-        <w:t xml:space="preserve"># zero-inflated Poisson and negative-binomial GLMs</w:t>
+        <w:t xml:space="preserve"># zero-inflated Poisson and</w:t>
+      </w:r>
+      <w:r>
+        <w:br/>
+      </w:r>
+      <w:r>
+        <w:rPr>
+          <w:rStyle w:val="NormalTok"/>
+        </w:rPr>
+        <w:t xml:space="preserve">                                 </w:t>
+      </w:r>
+      <w:r>
+        <w:rPr>
+          <w:rStyle w:val="CommentTok"/>
+        </w:rPr>
+        <w:t xml:space="preserve"># negative-binomial GLMs</w:t>
       </w:r>
       <w:r>
         <w:br/>
@@ -2930,7 +4070,22 @@
         <w:rPr>
           <w:rStyle w:val="CommentTok"/>
         </w:rPr>
-        <w:t xml:space="preserve"># residual diagnostics for GLMs and GLMMs via simulation</w:t>
+        <w:t xml:space="preserve"># residual diagnostics for GLMs</w:t>
+      </w:r>
+      <w:r>
+        <w:br/>
+      </w:r>
+      <w:r>
+        <w:rPr>
+          <w:rStyle w:val="NormalTok"/>
+        </w:rPr>
+        <w:t xml:space="preserve">                                 </w:t>
+      </w:r>
+      <w:r>
+        <w:rPr>
+          <w:rStyle w:val="CommentTok"/>
+        </w:rPr>
+        <w:t xml:space="preserve"># and GLMMs via simulation</w:t>
       </w:r>
       <w:r>
         <w:br/>
@@ -2963,7 +4118,37 @@
         <w:rPr>
           <w:rStyle w:val="CommentTok"/>
         </w:rPr>
-        <w:t xml:space="preserve"># Hosmer-Lemeshow goodness-of-fit for logistic regression</w:t>
+        <w:t xml:space="preserve"># Hosmer-Lemeshow</w:t>
+      </w:r>
+      <w:r>
+        <w:br/>
+      </w:r>
+      <w:r>
+        <w:rPr>
+          <w:rStyle w:val="NormalTok"/>
+        </w:rPr>
+        <w:t xml:space="preserve">                                      </w:t>
+      </w:r>
+      <w:r>
+        <w:rPr>
+          <w:rStyle w:val="CommentTok"/>
+        </w:rPr>
+        <w:t xml:space="preserve"># goodness-of-fit for</w:t>
+      </w:r>
+      <w:r>
+        <w:br/>
+      </w:r>
+      <w:r>
+        <w:rPr>
+          <w:rStyle w:val="NormalTok"/>
+        </w:rPr>
+        <w:t xml:space="preserve">                                      </w:t>
+      </w:r>
+      <w:r>
+        <w:rPr>
+          <w:rStyle w:val="CommentTok"/>
+        </w:rPr>
+        <w:t xml:space="preserve"># logistic regression</w:t>
       </w:r>
       <w:r>
         <w:br/>
@@ -2996,7 +4181,22 @@
         <w:rPr>
           <w:rStyle w:val="CommentTok"/>
         </w:rPr>
-        <w:t xml:space="preserve"># datasets and functions from Faraway's GLM textbook</w:t>
+        <w:t xml:space="preserve"># datasets and functions from</w:t>
+      </w:r>
+      <w:r>
+        <w:br/>
+      </w:r>
+      <w:r>
+        <w:rPr>
+          <w:rStyle w:val="NormalTok"/>
+        </w:rPr>
+        <w:t xml:space="preserve">                                 </w:t>
+      </w:r>
+      <w:r>
+        <w:rPr>
+          <w:rStyle w:val="CommentTok"/>
+        </w:rPr>
+        <w:t xml:space="preserve"># Faraway's GLM textbook</w:t>
       </w:r>
     </w:p>
     <w:p>
@@ -3048,7 +4248,22 @@
         <w:rPr>
           <w:rStyle w:val="CommentTok"/>
         </w:rPr>
-        <w:t xml:space="preserve"># dot-and-whisker coefficient plots for regression models</w:t>
+        <w:t xml:space="preserve"># dot-and-whisker coefficient</w:t>
+      </w:r>
+      <w:r>
+        <w:br/>
+      </w:r>
+      <w:r>
+        <w:rPr>
+          <w:rStyle w:val="NormalTok"/>
+        </w:rPr>
+        <w:t xml:space="preserve">                                 </w:t>
+      </w:r>
+      <w:r>
+        <w:rPr>
+          <w:rStyle w:val="CommentTok"/>
+        </w:rPr>
+        <w:t xml:space="preserve"># plots for regression models</w:t>
       </w:r>
       <w:r>
         <w:br/>
@@ -3081,7 +4296,22 @@
         <w:rPr>
           <w:rStyle w:val="CommentTok"/>
         </w:rPr>
-        <w:t xml:space="preserve"># autoplot() for lm, glm, PCA, time-series objects</w:t>
+        <w:t xml:space="preserve"># autoplot() for lm, glm,</w:t>
+      </w:r>
+      <w:r>
+        <w:br/>
+      </w:r>
+      <w:r>
+        <w:rPr>
+          <w:rStyle w:val="NormalTok"/>
+        </w:rPr>
+        <w:t xml:space="preserve">                                 </w:t>
+      </w:r>
+      <w:r>
+        <w:rPr>
+          <w:rStyle w:val="CommentTok"/>
+        </w:rPr>
+        <w:t xml:space="preserve"># PCA, time-series objects</w:t>
       </w:r>
       <w:r>
         <w:br/>
@@ -3114,7 +4344,22 @@
         <w:rPr>
           <w:rStyle w:val="CommentTok"/>
         </w:rPr>
-        <w:t xml:space="preserve"># interact_plot() and cat_plot() for interaction effects</w:t>
+        <w:t xml:space="preserve"># interact_plot() and cat_plot()</w:t>
+      </w:r>
+      <w:r>
+        <w:br/>
+      </w:r>
+      <w:r>
+        <w:rPr>
+          <w:rStyle w:val="NormalTok"/>
+        </w:rPr>
+        <w:t xml:space="preserve">                                 </w:t>
+      </w:r>
+      <w:r>
+        <w:rPr>
+          <w:rStyle w:val="CommentTok"/>
+        </w:rPr>
+        <w:t xml:space="preserve"># for interaction effects</w:t>
       </w:r>
       <w:r>
         <w:br/>
@@ -3147,7 +4392,22 @@
         <w:rPr>
           <w:rStyle w:val="CommentTok"/>
         </w:rPr>
-        <w:t xml:space="preserve"># (already listed) compare model fit, check assumptions</w:t>
+        <w:t xml:space="preserve"># (already listed) compare</w:t>
+      </w:r>
+      <w:r>
+        <w:br/>
+      </w:r>
+      <w:r>
+        <w:rPr>
+          <w:rStyle w:val="NormalTok"/>
+        </w:rPr>
+        <w:t xml:space="preserve">                                 </w:t>
+      </w:r>
+      <w:r>
+        <w:rPr>
+          <w:rStyle w:val="CommentTok"/>
+        </w:rPr>
+        <w:t xml:space="preserve"># model fit, check assumptions</w:t>
       </w:r>
       <w:r>
         <w:br/>
@@ -3180,7 +4440,22 @@
         <w:rPr>
           <w:rStyle w:val="CommentTok"/>
         </w:rPr>
-        <w:t xml:space="preserve"># (already listed) plots for performance outputs</w:t>
+        <w:t xml:space="preserve"># (already listed) plots</w:t>
+      </w:r>
+      <w:r>
+        <w:br/>
+      </w:r>
+      <w:r>
+        <w:rPr>
+          <w:rStyle w:val="NormalTok"/>
+        </w:rPr>
+        <w:t xml:space="preserve">                                 </w:t>
+      </w:r>
+      <w:r>
+        <w:rPr>
+          <w:rStyle w:val="CommentTok"/>
+        </w:rPr>
+        <w:t xml:space="preserve"># for performance outputs</w:t>
       </w:r>
       <w:r>
         <w:br/>
@@ -3213,7 +4488,22 @@
         <w:rPr>
           <w:rStyle w:val="CommentTok"/>
         </w:rPr>
-        <w:t xml:space="preserve"># sensitivity analysis for unmeasured confounding</w:t>
+        <w:t xml:space="preserve"># sensitivity analysis for</w:t>
+      </w:r>
+      <w:r>
+        <w:br/>
+      </w:r>
+      <w:r>
+        <w:rPr>
+          <w:rStyle w:val="NormalTok"/>
+        </w:rPr>
+        <w:t xml:space="preserve">                                 </w:t>
+      </w:r>
+      <w:r>
+        <w:rPr>
+          <w:rStyle w:val="CommentTok"/>
+        </w:rPr>
+        <w:t xml:space="preserve"># unmeasured confounding</w:t>
       </w:r>
     </w:p>
     <w:p>
@@ -3265,7 +4555,22 @@
         <w:rPr>
           <w:rStyle w:val="CommentTok"/>
         </w:rPr>
-        <w:t xml:space="preserve"># visualise correlation matrices as coloured grids or circles</w:t>
+        <w:t xml:space="preserve"># visualise correlation matrices</w:t>
+      </w:r>
+      <w:r>
+        <w:br/>
+      </w:r>
+      <w:r>
+        <w:rPr>
+          <w:rStyle w:val="NormalTok"/>
+        </w:rPr>
+        <w:t xml:space="preserve">                                 </w:t>
+      </w:r>
+      <w:r>
+        <w:rPr>
+          <w:rStyle w:val="CommentTok"/>
+        </w:rPr>
+        <w:t xml:space="preserve"># as coloured grids or circles</w:t>
       </w:r>
       <w:r>
         <w:br/>
@@ -3298,7 +4603,22 @@
         <w:rPr>
           <w:rStyle w:val="CommentTok"/>
         </w:rPr>
-        <w:t xml:space="preserve"># ggpairs() scatterplot matrix; ggcoef() coefficient plots</w:t>
+        <w:t xml:space="preserve"># ggpairs() scatterplot matrix;</w:t>
+      </w:r>
+      <w:r>
+        <w:br/>
+      </w:r>
+      <w:r>
+        <w:rPr>
+          <w:rStyle w:val="NormalTok"/>
+        </w:rPr>
+        <w:t xml:space="preserve">                                 </w:t>
+      </w:r>
+      <w:r>
+        <w:rPr>
+          <w:rStyle w:val="CommentTok"/>
+        </w:rPr>
+        <w:t xml:space="preserve"># ggcoef() coefficient plots</w:t>
       </w:r>
       <w:r>
         <w:br/>
@@ -3331,7 +4651,22 @@
         <w:rPr>
           <w:rStyle w:val="CommentTok"/>
         </w:rPr>
-        <w:t xml:space="preserve"># (already listed) polychoric / tetrachoric correlations</w:t>
+        <w:t xml:space="preserve"># (already listed) polychoric</w:t>
+      </w:r>
+      <w:r>
+        <w:br/>
+      </w:r>
+      <w:r>
+        <w:rPr>
+          <w:rStyle w:val="NormalTok"/>
+        </w:rPr>
+        <w:t xml:space="preserve">                                 </w:t>
+      </w:r>
+      <w:r>
+        <w:rPr>
+          <w:rStyle w:val="CommentTok"/>
+        </w:rPr>
+        <w:t xml:space="preserve"># / tetrachoric correlations</w:t>
       </w:r>
       <w:r>
         <w:br/>
@@ -3364,7 +4699,22 @@
         <w:rPr>
           <w:rStyle w:val="CommentTok"/>
         </w:rPr>
-        <w:t xml:space="preserve"># PCA, CA, MCA — full-featured multivariate methods</w:t>
+        <w:t xml:space="preserve"># PCA, CA, MCA — full-featured</w:t>
+      </w:r>
+      <w:r>
+        <w:br/>
+      </w:r>
+      <w:r>
+        <w:rPr>
+          <w:rStyle w:val="NormalTok"/>
+        </w:rPr>
+        <w:t xml:space="preserve">                                 </w:t>
+      </w:r>
+      <w:r>
+        <w:rPr>
+          <w:rStyle w:val="CommentTok"/>
+        </w:rPr>
+        <w:t xml:space="preserve"># multivariate methods</w:t>
       </w:r>
       <w:r>
         <w:br/>
@@ -3397,7 +4747,22 @@
         <w:rPr>
           <w:rStyle w:val="CommentTok"/>
         </w:rPr>
-        <w:t xml:space="preserve"># ggplot-based biplots and scree plots for FactoMineR / prcomp</w:t>
+        <w:t xml:space="preserve"># ggplot-based biplots and scree</w:t>
+      </w:r>
+      <w:r>
+        <w:br/>
+      </w:r>
+      <w:r>
+        <w:rPr>
+          <w:rStyle w:val="NormalTok"/>
+        </w:rPr>
+        <w:t xml:space="preserve">                                 </w:t>
+      </w:r>
+      <w:r>
+        <w:rPr>
+          <w:rStyle w:val="CommentTok"/>
+        </w:rPr>
+        <w:t xml:space="preserve"># plots for FactoMineR / prcomp</w:t>
       </w:r>
     </w:p>
     <w:p>
@@ -3449,7 +4814,22 @@
         <w:rPr>
           <w:rStyle w:val="CommentTok"/>
         </w:rPr>
-        <w:t xml:space="preserve"># NMDS, PERMANOVA (adonis2), diversity indices, ordination</w:t>
+        <w:t xml:space="preserve"># NMDS, PERMANOVA (adonis2),</w:t>
+      </w:r>
+      <w:r>
+        <w:br/>
+      </w:r>
+      <w:r>
+        <w:rPr>
+          <w:rStyle w:val="NormalTok"/>
+        </w:rPr>
+        <w:t xml:space="preserve">                                 </w:t>
+      </w:r>
+      <w:r>
+        <w:rPr>
+          <w:rStyle w:val="CommentTok"/>
+        </w:rPr>
+        <w:t xml:space="preserve"># diversity indices, ordination</w:t>
       </w:r>
       <w:r>
         <w:br/>
@@ -3482,7 +4862,22 @@
         <w:rPr>
           <w:rStyle w:val="CommentTok"/>
         </w:rPr>
-        <w:t xml:space="preserve"># pairwise PERMANOVA and other ecology helpers</w:t>
+        <w:t xml:space="preserve"># pairwise PERMANOVA and</w:t>
+      </w:r>
+      <w:r>
+        <w:br/>
+      </w:r>
+      <w:r>
+        <w:rPr>
+          <w:rStyle w:val="NormalTok"/>
+        </w:rPr>
+        <w:t xml:space="preserve">                                  </w:t>
+      </w:r>
+      <w:r>
+        <w:rPr>
+          <w:rStyle w:val="CommentTok"/>
+        </w:rPr>
+        <w:t xml:space="preserve"># other ecology helpers</w:t>
       </w:r>
       <w:r>
         <w:br/>
@@ -3515,7 +4910,22 @@
         <w:rPr>
           <w:rStyle w:val="CommentTok"/>
         </w:rPr>
-        <w:t xml:space="preserve"># pairwise adonis2 (CRAN version)</w:t>
+        <w:t xml:space="preserve"># pairwise adonis2</w:t>
+      </w:r>
+      <w:r>
+        <w:br/>
+      </w:r>
+      <w:r>
+        <w:rPr>
+          <w:rStyle w:val="NormalTok"/>
+        </w:rPr>
+        <w:t xml:space="preserve">                                   </w:t>
+      </w:r>
+      <w:r>
+        <w:rPr>
+          <w:rStyle w:val="CommentTok"/>
+        </w:rPr>
+        <w:t xml:space="preserve"># (CRAN version)</w:t>
       </w:r>
     </w:p>
     <w:p>
@@ -3568,6 +4978,15 @@
           <w:rStyle w:val="NormalTok"/>
         </w:rPr>
         <w:t xml:space="preserve">(</w:t>
+      </w:r>
+      <w:r>
+        <w:br/>
+      </w:r>
+      <w:r>
+        <w:rPr>
+          <w:rStyle w:val="NormalTok"/>
+        </w:rPr>
+        <w:t xml:space="preserve">  </w:t>
       </w:r>
       <w:r>
         <w:rPr>
@@ -3631,7 +5050,22 @@
         <w:rPr>
           <w:rStyle w:val="CommentTok"/>
         </w:rPr>
-        <w:t xml:space="preserve"># simple features: the standard for vector spatial data in R</w:t>
+        <w:t xml:space="preserve"># simple features: the standard</w:t>
+      </w:r>
+      <w:r>
+        <w:br/>
+      </w:r>
+      <w:r>
+        <w:rPr>
+          <w:rStyle w:val="NormalTok"/>
+        </w:rPr>
+        <w:t xml:space="preserve">                                  </w:t>
+      </w:r>
+      <w:r>
+        <w:rPr>
+          <w:rStyle w:val="CommentTok"/>
+        </w:rPr>
+        <w:t xml:space="preserve"># for vector spatial data in R</w:t>
       </w:r>
       <w:r>
         <w:br/>
@@ -3664,7 +5098,37 @@
         <w:rPr>
           <w:rStyle w:val="CommentTok"/>
         </w:rPr>
-        <w:t xml:space="preserve"># download US Census TIGER shapefiles (states, counties, roads)</w:t>
+        <w:t xml:space="preserve"># download US Census TIGER</w:t>
+      </w:r>
+      <w:r>
+        <w:br/>
+      </w:r>
+      <w:r>
+        <w:rPr>
+          <w:rStyle w:val="NormalTok"/>
+        </w:rPr>
+        <w:t xml:space="preserve">                                  </w:t>
+      </w:r>
+      <w:r>
+        <w:rPr>
+          <w:rStyle w:val="CommentTok"/>
+        </w:rPr>
+        <w:t xml:space="preserve"># shapefiles (states,</w:t>
+      </w:r>
+      <w:r>
+        <w:br/>
+      </w:r>
+      <w:r>
+        <w:rPr>
+          <w:rStyle w:val="NormalTok"/>
+        </w:rPr>
+        <w:t xml:space="preserve">                                  </w:t>
+      </w:r>
+      <w:r>
+        <w:rPr>
+          <w:rStyle w:val="CommentTok"/>
+        </w:rPr>
+        <w:t xml:space="preserve"># counties, roads)</w:t>
       </w:r>
       <w:r>
         <w:br/>
@@ -3697,7 +5161,22 @@
         <w:rPr>
           <w:rStyle w:val="CommentTok"/>
         </w:rPr>
-        <w:t xml:space="preserve"># world country, coastline, and graticule shapefiles</w:t>
+        <w:t xml:space="preserve"># world country, coastline,</w:t>
+      </w:r>
+      <w:r>
+        <w:br/>
+      </w:r>
+      <w:r>
+        <w:rPr>
+          <w:rStyle w:val="NormalTok"/>
+        </w:rPr>
+        <w:t xml:space="preserve">                                  </w:t>
+      </w:r>
+      <w:r>
+        <w:rPr>
+          <w:rStyle w:val="CommentTok"/>
+        </w:rPr>
+        <w:t xml:space="preserve"># and graticule shapefiles</w:t>
       </w:r>
       <w:r>
         <w:br/>
@@ -3730,7 +5209,37 @@
         <w:rPr>
           <w:rStyle w:val="CommentTok"/>
         </w:rPr>
-        <w:t xml:space="preserve"># download OpenStreetMap features (roads, buildings, waterways)</w:t>
+        <w:t xml:space="preserve"># download OpenStreetMap</w:t>
+      </w:r>
+      <w:r>
+        <w:br/>
+      </w:r>
+      <w:r>
+        <w:rPr>
+          <w:rStyle w:val="NormalTok"/>
+        </w:rPr>
+        <w:t xml:space="preserve">                                  </w:t>
+      </w:r>
+      <w:r>
+        <w:rPr>
+          <w:rStyle w:val="CommentTok"/>
+        </w:rPr>
+        <w:t xml:space="preserve"># features (roads,</w:t>
+      </w:r>
+      <w:r>
+        <w:br/>
+      </w:r>
+      <w:r>
+        <w:rPr>
+          <w:rStyle w:val="NormalTok"/>
+        </w:rPr>
+        <w:t xml:space="preserve">                                  </w:t>
+      </w:r>
+      <w:r>
+        <w:rPr>
+          <w:rStyle w:val="CommentTok"/>
+        </w:rPr>
+        <w:t xml:space="preserve"># buildings, waterways)</w:t>
       </w:r>
       <w:r>
         <w:br/>
@@ -3763,7 +5272,22 @@
         <w:rPr>
           <w:rStyle w:val="CommentTok"/>
         </w:rPr>
-        <w:t xml:space="preserve"># blur, shadow, and glow effects on ggplot layers</w:t>
+        <w:t xml:space="preserve"># blur, shadow, and glow</w:t>
+      </w:r>
+      <w:r>
+        <w:br/>
+      </w:r>
+      <w:r>
+        <w:rPr>
+          <w:rStyle w:val="NormalTok"/>
+        </w:rPr>
+        <w:t xml:space="preserve">                                  </w:t>
+      </w:r>
+      <w:r>
+        <w:rPr>
+          <w:rStyle w:val="CommentTok"/>
+        </w:rPr>
+        <w:t xml:space="preserve"># effects on ggplot layers</w:t>
       </w:r>
     </w:p>
     <w:p>
@@ -3845,25 +5369,52 @@
         <w:rPr>
           <w:rStyle w:val="CommentTok"/>
         </w:rPr>
-        <w:t xml:space="preserve"># rayshader  — render elevation data as 3D maps and raytraced scenes</w:t>
-      </w:r>
-      <w:r>
-        <w:br/>
-      </w:r>
-      <w:r>
-        <w:rPr>
-          <w:rStyle w:val="CommentTok"/>
-        </w:rPr>
-        <w:t xml:space="preserve"># elevatr    — download elevation rasters from AWS or OpenTopography</w:t>
-      </w:r>
-      <w:r>
-        <w:br/>
-      </w:r>
-      <w:r>
-        <w:rPr>
-          <w:rStyle w:val="CommentTok"/>
-        </w:rPr>
-        <w:t xml:space="preserve"># raster     — raster grid operations (legacy package; terra is the modern replacement)</w:t>
+        <w:t xml:space="preserve"># rayshader  — render elevation data</w:t>
+      </w:r>
+      <w:r>
+        <w:br/>
+      </w:r>
+      <w:r>
+        <w:rPr>
+          <w:rStyle w:val="CommentTok"/>
+        </w:rPr>
+        <w:t xml:space="preserve"># as 3D maps and raytraced scenes</w:t>
+      </w:r>
+      <w:r>
+        <w:br/>
+      </w:r>
+      <w:r>
+        <w:rPr>
+          <w:rStyle w:val="CommentTok"/>
+        </w:rPr>
+        <w:t xml:space="preserve"># elevatr    — download elevation</w:t>
+      </w:r>
+      <w:r>
+        <w:br/>
+      </w:r>
+      <w:r>
+        <w:rPr>
+          <w:rStyle w:val="CommentTok"/>
+        </w:rPr>
+        <w:t xml:space="preserve"># rasters from AWS or OpenTopography</w:t>
+      </w:r>
+      <w:r>
+        <w:br/>
+      </w:r>
+      <w:r>
+        <w:rPr>
+          <w:rStyle w:val="CommentTok"/>
+        </w:rPr>
+        <w:t xml:space="preserve"># raster     — raster grid operations (legacy</w:t>
+      </w:r>
+      <w:r>
+        <w:br/>
+      </w:r>
+      <w:r>
+        <w:rPr>
+          <w:rStyle w:val="CommentTok"/>
+        </w:rPr>
+        <w:t xml:space="preserve"># package; terra is the modern replacement)</w:t>
       </w:r>
     </w:p>
     <w:p>
@@ -3923,7 +5474,37 @@
         <w:rPr>
           <w:rStyle w:val="CommentTok"/>
         </w:rPr>
-        <w:t xml:space="preserve"># Palmer Archipelago penguin data — a tidy alternative to iris</w:t>
+        <w:t xml:space="preserve"># Palmer Archipelago</w:t>
+      </w:r>
+      <w:r>
+        <w:br/>
+      </w:r>
+      <w:r>
+        <w:rPr>
+          <w:rStyle w:val="NormalTok"/>
+        </w:rPr>
+        <w:t xml:space="preserve">                                   </w:t>
+      </w:r>
+      <w:r>
+        <w:rPr>
+          <w:rStyle w:val="CommentTok"/>
+        </w:rPr>
+        <w:t xml:space="preserve"># penguin data — a tidy</w:t>
+      </w:r>
+      <w:r>
+        <w:br/>
+      </w:r>
+      <w:r>
+        <w:rPr>
+          <w:rStyle w:val="NormalTok"/>
+        </w:rPr>
+        <w:t xml:space="preserve">                                   </w:t>
+      </w:r>
+      <w:r>
+        <w:rPr>
+          <w:rStyle w:val="CommentTok"/>
+        </w:rPr>
+        <w:t xml:space="preserve"># alternative to iris</w:t>
       </w:r>
       <w:r>
         <w:br/>
@@ -3956,7 +5537,22 @@
         <w:rPr>
           <w:rStyle w:val="CommentTok"/>
         </w:rPr>
-        <w:t xml:space="preserve"># 336,776 flights departing New York City in 2013</w:t>
+        <w:t xml:space="preserve"># 336,776 flights departing</w:t>
+      </w:r>
+      <w:r>
+        <w:br/>
+      </w:r>
+      <w:r>
+        <w:rPr>
+          <w:rStyle w:val="NormalTok"/>
+        </w:rPr>
+        <w:t xml:space="preserve">                                   </w:t>
+      </w:r>
+      <w:r>
+        <w:rPr>
+          <w:rStyle w:val="CommentTok"/>
+        </w:rPr>
+        <w:t xml:space="preserve"># New York City in 2013</w:t>
       </w:r>
       <w:r>
         <w:br/>
@@ -3989,7 +5585,22 @@
         <w:rPr>
           <w:rStyle w:val="CommentTok"/>
         </w:rPr>
-        <w:t xml:space="preserve"># Sean Lahman's complete baseball statistics database</w:t>
+        <w:t xml:space="preserve"># Sean Lahman's complete</w:t>
+      </w:r>
+      <w:r>
+        <w:br/>
+      </w:r>
+      <w:r>
+        <w:rPr>
+          <w:rStyle w:val="NormalTok"/>
+        </w:rPr>
+        <w:t xml:space="preserve">                                   </w:t>
+      </w:r>
+      <w:r>
+        <w:rPr>
+          <w:rStyle w:val="CommentTok"/>
+        </w:rPr>
+        <w:t xml:space="preserve"># baseball statistics database</w:t>
       </w:r>
       <w:r>
         <w:br/>
@@ -4022,7 +5633,22 @@
         <w:rPr>
           <w:rStyle w:val="CommentTok"/>
         </w:rPr>
-        <w:t xml:space="preserve"># US baby name counts and proportions, 1880–2017</w:t>
+        <w:t xml:space="preserve"># US baby name counts and</w:t>
+      </w:r>
+      <w:r>
+        <w:br/>
+      </w:r>
+      <w:r>
+        <w:rPr>
+          <w:rStyle w:val="NormalTok"/>
+        </w:rPr>
+        <w:t xml:space="preserve">                                   </w:t>
+      </w:r>
+      <w:r>
+        <w:rPr>
+          <w:rStyle w:val="CommentTok"/>
+        </w:rPr>
+        <w:t xml:space="preserve"># proportions, 1880–2017</w:t>
       </w:r>
       <w:r>
         <w:br/>
@@ -4055,7 +5681,22 @@
         <w:rPr>
           <w:rStyle w:val="CommentTok"/>
         </w:rPr>
-        <w:t xml:space="preserve"># nested list datasets for learning purrr and iteration</w:t>
+        <w:t xml:space="preserve"># nested list datasets for</w:t>
+      </w:r>
+      <w:r>
+        <w:br/>
+      </w:r>
+      <w:r>
+        <w:rPr>
+          <w:rStyle w:val="NormalTok"/>
+        </w:rPr>
+        <w:t xml:space="preserve">                                   </w:t>
+      </w:r>
+      <w:r>
+        <w:rPr>
+          <w:rStyle w:val="CommentTok"/>
+        </w:rPr>
+        <w:t xml:space="preserve"># learning purrr and iteration</w:t>
       </w:r>
     </w:p>
     <w:p>
@@ -4107,7 +5748,22 @@
         <w:rPr>
           <w:rStyle w:val="CommentTok"/>
         </w:rPr>
-        <w:t xml:space="preserve"># embed interactive HTML widgets in Quarto documents</w:t>
+        <w:t xml:space="preserve"># embed interactive HTML</w:t>
+      </w:r>
+      <w:r>
+        <w:br/>
+      </w:r>
+      <w:r>
+        <w:rPr>
+          <w:rStyle w:val="NormalTok"/>
+        </w:rPr>
+        <w:t xml:space="preserve">                                 </w:t>
+      </w:r>
+      <w:r>
+        <w:rPr>
+          <w:rStyle w:val="CommentTok"/>
+        </w:rPr>
+        <w:t xml:space="preserve"># widgets in Quarto documents</w:t>
       </w:r>
       <w:r>
         <w:br/>
@@ -4140,7 +5796,22 @@
         <w:rPr>
           <w:rStyle w:val="CommentTok"/>
         </w:rPr>
-        <w:t xml:space="preserve"># build and manipulate HTML output from R</w:t>
+        <w:t xml:space="preserve"># build and manipulate</w:t>
+      </w:r>
+      <w:r>
+        <w:br/>
+      </w:r>
+      <w:r>
+        <w:rPr>
+          <w:rStyle w:val="NormalTok"/>
+        </w:rPr>
+        <w:t xml:space="preserve">                                 </w:t>
+      </w:r>
+      <w:r>
+        <w:rPr>
+          <w:rStyle w:val="CommentTok"/>
+        </w:rPr>
+        <w:t xml:space="preserve"># HTML output from R</w:t>
       </w:r>
     </w:p>
     <w:p>
@@ -4192,7 +5863,7 @@
         <w:rPr>
           <w:rStyle w:val="CommentTok"/>
         </w:rPr>
-        <w:t xml:space="preserve"># ── CORE ──────────────────────────────────────────────────────────────────────</w:t>
+        <w:t xml:space="preserve"># ── CORE ───────────────────────────────────────────────────────</w:t>
       </w:r>
       <w:r>
         <w:br/>
@@ -4360,7 +6031,7 @@
         <w:rPr>
           <w:rStyle w:val="CommentTok"/>
         </w:rPr>
-        <w:t xml:space="preserve"># ── PLOTTING ──────────────────────────────────────────────────────────────────</w:t>
+        <w:t xml:space="preserve"># ── PLOTTING ───────────────────────────────────────────────────</w:t>
       </w:r>
       <w:r>
         <w:br/>
@@ -4654,7 +6325,7 @@
         <w:rPr>
           <w:rStyle w:val="CommentTok"/>
         </w:rPr>
-        <w:t xml:space="preserve"># ── TABLES ────────────────────────────────────────────────────────────────────</w:t>
+        <w:t xml:space="preserve"># ── TABLES ─────────────────────────────────────────────────────</w:t>
       </w:r>
       <w:r>
         <w:br/>
@@ -4822,7 +6493,7 @@
         <w:rPr>
           <w:rStyle w:val="CommentTok"/>
         </w:rPr>
-        <w:t xml:space="preserve"># ── DATA ──────────────────────────────────────────────────────────────────────</w:t>
+        <w:t xml:space="preserve"># ── DATA ───────────────────────────────────────────────────────</w:t>
       </w:r>
       <w:r>
         <w:br/>
@@ -4885,7 +6556,7 @@
         <w:rPr>
           <w:rStyle w:val="CommentTok"/>
         </w:rPr>
-        <w:t xml:space="preserve"># ── DESCRIPTIVE STATS ─────────────────────────────────────────────────────────</w:t>
+        <w:t xml:space="preserve"># ── DESCRIPTIVE STATS ──────────────────────────────────────────</w:t>
       </w:r>
       <w:r>
         <w:br/>
@@ -4972,7 +6643,7 @@
         <w:rPr>
           <w:rStyle w:val="CommentTok"/>
         </w:rPr>
-        <w:t xml:space="preserve"># ── STATISTICAL TESTS ─────────────────────────────────────────────────────────</w:t>
+        <w:t xml:space="preserve"># ── STATISTICAL TESTS ──────────────────────────────────────────</w:t>
       </w:r>
       <w:r>
         <w:br/>
@@ -5140,7 +6811,7 @@
         <w:rPr>
           <w:rStyle w:val="CommentTok"/>
         </w:rPr>
-        <w:t xml:space="preserve"># ── ANOVA &amp; LINEAR MODELS ─────────────────────────────────────────────────────</w:t>
+        <w:t xml:space="preserve"># ── ANOVA &amp; LINEAR MODELS ──────────────────────────────────────</w:t>
       </w:r>
       <w:r>
         <w:br/>
@@ -5203,7 +6874,7 @@
         <w:rPr>
           <w:rStyle w:val="CommentTok"/>
         </w:rPr>
-        <w:t xml:space="preserve"># ── MIXED MODELS ──────────────────────────────────────────────────────────────</w:t>
+        <w:t xml:space="preserve"># ── MIXED MODELS ───────────────────────────────────────────────</w:t>
       </w:r>
       <w:r>
         <w:br/>
@@ -5335,7 +7006,7 @@
         <w:rPr>
           <w:rStyle w:val="CommentTok"/>
         </w:rPr>
-        <w:t xml:space="preserve"># ── GLMS ──────────────────────────────────────────────────────────────────────</w:t>
+        <w:t xml:space="preserve"># ── GLMS ───────────────────────────────────────────────────────</w:t>
       </w:r>
       <w:r>
         <w:br/>
@@ -5434,7 +7105,7 @@
         <w:rPr>
           <w:rStyle w:val="CommentTok"/>
         </w:rPr>
-        <w:t xml:space="preserve"># ── MODEL VISUALISATION ───────────────────────────────────────────────────────</w:t>
+        <w:t xml:space="preserve"># ── MODEL VISUALISATION ────────────────────────────────────────</w:t>
       </w:r>
       <w:r>
         <w:br/>
@@ -5533,7 +7204,7 @@
         <w:rPr>
           <w:rStyle w:val="CommentTok"/>
         </w:rPr>
-        <w:t xml:space="preserve"># ── MULTIVARIATE ──────────────────────────────────────────────────────────────</w:t>
+        <w:t xml:space="preserve"># ── MULTIVARIATE ───────────────────────────────────────────────</w:t>
       </w:r>
       <w:r>
         <w:br/>
@@ -5695,6 +7366,15 @@
         <w:t xml:space="preserve">(</w:t>
       </w:r>
       <w:r>
+        <w:br/>
+      </w:r>
+      <w:r>
+        <w:rPr>
+          <w:rStyle w:val="NormalTok"/>
+        </w:rPr>
+        <w:t xml:space="preserve">  </w:t>
+      </w:r>
+      <w:r>
         <w:rPr>
           <w:rStyle w:val="StringTok"/>
         </w:rPr>
@@ -5716,7 +7396,7 @@
         <w:rPr>
           <w:rStyle w:val="CommentTok"/>
         </w:rPr>
-        <w:t xml:space="preserve"># ── MAPS ──────────────────────────────────────────────────────────────────────</w:t>
+        <w:t xml:space="preserve"># ── MAPS ───────────────────────────────────────────────────────</w:t>
       </w:r>
       <w:r>
         <w:br/>
@@ -5872,7 +7552,7 @@
         <w:rPr>
           <w:rStyle w:val="CommentTok"/>
         </w:rPr>
-        <w:t xml:space="preserve"># ── TEACHING DATASETS ─────────────────────────────────────────────────────────</w:t>
+        <w:t xml:space="preserve"># ── TEACHING DATASETS ──────────────────────────────────────────</w:t>
       </w:r>
       <w:r>
         <w:br/>
@@ -5956,7 +7636,16 @@
         <w:rPr>
           <w:rStyle w:val="NormalTok"/>
         </w:rPr>
-        <w:t xml:space="preserve">, </w:t>
+        <w:t xml:space="preserve">,</w:t>
+      </w:r>
+      <w:r>
+        <w:br/>
+      </w:r>
+      <w:r>
+        <w:rPr>
+          <w:rStyle w:val="NormalTok"/>
+        </w:rPr>
+        <w:t xml:space="preserve">  </w:t>
       </w:r>
       <w:r>
         <w:rPr>
@@ -5983,7 +7672,7 @@
         <w:rPr>
           <w:rStyle w:val="CommentTok"/>
         </w:rPr>
-        <w:t xml:space="preserve"># ── REPORTING ─────────────────────────────────────────────────────────────────</w:t>
+        <w:t xml:space="preserve"># ── REPORTING ──────────────────────────────────────────────────</w:t>
       </w:r>
       <w:r>
         <w:br/>

--- a/docs/common_code/01_libraries/libraries.docx
+++ b/docs/common_code/01_libraries/libraries.docx
@@ -31,7 +31,7 @@
         <w:pStyle w:val="Date"/>
       </w:pPr>
       <w:r>
-        <w:t xml:space="preserve">2026-09-23</w:t>
+        <w:t xml:space="preserve">2026-09-24</w:t>
       </w:r>
     </w:p>
     <w:bookmarkStart w:id="10" w:name="package-reference"/>

--- a/docs/common_code/01_libraries/libraries.docx
+++ b/docs/common_code/01_libraries/libraries.docx
@@ -31,7 +31,7 @@
         <w:pStyle w:val="Date"/>
       </w:pPr>
       <w:r>
-        <w:t xml:space="preserve">2026-09-24</w:t>
+        <w:t xml:space="preserve">2026-09-29</w:t>
       </w:r>
     </w:p>
     <w:bookmarkStart w:id="10" w:name="package-reference"/>

--- a/docs/common_code/01_libraries/libraries.docx
+++ b/docs/common_code/01_libraries/libraries.docx
@@ -31,7 +31,7 @@
         <w:pStyle w:val="Date"/>
       </w:pPr>
       <w:r>
-        <w:t xml:space="preserve">2026-09-29</w:t>
+        <w:t xml:space="preserve">2026-10-01</w:t>
       </w:r>
     </w:p>
     <w:bookmarkStart w:id="10" w:name="package-reference"/>

--- a/docs/common_code/01_libraries/libraries.docx
+++ b/docs/common_code/01_libraries/libraries.docx
@@ -31,7 +31,7 @@
         <w:pStyle w:val="Date"/>
       </w:pPr>
       <w:r>
-        <w:t xml:space="preserve">2026-10-01</w:t>
+        <w:t xml:space="preserve">2026-10-05</w:t>
       </w:r>
     </w:p>
     <w:bookmarkStart w:id="10" w:name="package-reference"/>

--- a/docs/common_code/01_libraries/libraries.docx
+++ b/docs/common_code/01_libraries/libraries.docx
@@ -31,7 +31,7 @@
         <w:pStyle w:val="Date"/>
       </w:pPr>
       <w:r>
-        <w:t xml:space="preserve">2026-10-05</w:t>
+        <w:t xml:space="preserve">2026-10-08</w:t>
       </w:r>
     </w:p>
     <w:bookmarkStart w:id="10" w:name="package-reference"/>

--- a/docs/common_code/01_libraries/libraries.docx
+++ b/docs/common_code/01_libraries/libraries.docx
@@ -31,7 +31,7 @@
         <w:pStyle w:val="Date"/>
       </w:pPr>
       <w:r>
-        <w:t xml:space="preserve">2026-10-08</w:t>
+        <w:t xml:space="preserve">2026-10-09</w:t>
       </w:r>
     </w:p>
     <w:bookmarkStart w:id="10" w:name="package-reference"/>

--- a/docs/common_code/01_libraries/libraries.docx
+++ b/docs/common_code/01_libraries/libraries.docx
@@ -31,7 +31,7 @@
         <w:pStyle w:val="Date"/>
       </w:pPr>
       <w:r>
-        <w:t xml:space="preserve">2026-10-09</w:t>
+        <w:t xml:space="preserve">2026-10-19</w:t>
       </w:r>
     </w:p>
     <w:bookmarkStart w:id="10" w:name="package-reference"/>

--- a/docs/common_code/01_libraries/libraries.docx
+++ b/docs/common_code/01_libraries/libraries.docx
@@ -31,7 +31,7 @@
         <w:pStyle w:val="Date"/>
       </w:pPr>
       <w:r>
-        <w:t xml:space="preserve">2026-10-19</w:t>
+        <w:t xml:space="preserve">2026-10-22</w:t>
       </w:r>
     </w:p>
     <w:bookmarkStart w:id="10" w:name="package-reference"/>
